--- a/_site/resume.docx
+++ b/_site/resume.docx
@@ -96,24 +96,20 @@
               <w:contextualSpacing w:val="0"/>
             </w:pPr>
             <w:r>
-              <w:t>envoss11@gmail.com</w:t>
-            </w:r>
-            <w:r>
-              <w:t xml:space="preserve"> </w:t>
+              <w:t xml:space="preserve">envoss11.github.io </w:t>
             </w:r>
             <w:sdt>
               <w:sdtPr>
                 <w:alias w:val="Divider dot:"/>
                 <w:tag w:val="Divider dot:"/>
-                <w:id w:val="2000459528"/>
+                <w:id w:val="-1598100434"/>
                 <w:placeholder>
-                  <w:docPart w:val="6C109008628C2D4A942E95591E6979B4"/>
+                  <w:docPart w:val="A1CA74A5AA83AE42806AAD4237D85F39"/>
                 </w:placeholder>
                 <w:temporary/>
                 <w:showingPlcHdr/>
                 <w15:appearance w15:val="hidden"/>
               </w:sdtPr>
-              <w:sdtEndPr/>
               <w:sdtContent>
                 <w:r>
                   <w:t>·</w:t>
@@ -124,7 +120,7 @@
               <w:t xml:space="preserve"> </w:t>
             </w:r>
             <w:r>
-              <w:t>https://www.linkedin.com/in/eric-n-voss/</w:t>
+              <w:t>envoss11@gmail.com</w:t>
             </w:r>
           </w:p>
         </w:tc>
@@ -27040,7 +27036,7 @@
     </w:docPart>
     <w:docPart>
       <w:docPartPr>
-        <w:name w:val="6C109008628C2D4A942E95591E6979B4"/>
+        <w:name w:val="A1CA74A5AA83AE42806AAD4237D85F39"/>
         <w:category>
           <w:name w:val="General"/>
           <w:gallery w:val="placeholder"/>
@@ -27051,12 +27047,12 @@
         <w:behaviors>
           <w:behavior w:val="content"/>
         </w:behaviors>
-        <w:guid w:val="{4F26CF36-DBE5-3C40-95FD-3075642151E1}"/>
+        <w:guid w:val="{A252E653-2322-9D4E-AF5C-51AFD1ADB4CC}"/>
       </w:docPartPr>
       <w:docPartBody>
         <w:p>
           <w:pPr>
-            <w:pStyle w:val="6C109008628C2D4A942E95591E6979B4"/>
+            <w:pStyle w:val="A1CA74A5AA83AE42806AAD4237D85F39"/>
           </w:pPr>
           <w:r>
             <w:t>·</w:t>
@@ -27160,7 +27156,9 @@
     <w:rsid w:val="00821DBA"/>
     <w:rsid w:val="00854075"/>
     <w:rsid w:val="008A4DCF"/>
+    <w:rsid w:val="00AB629E"/>
     <w:rsid w:val="00B43A28"/>
+    <w:rsid w:val="00B51A40"/>
     <w:rsid w:val="00B841BA"/>
     <w:rsid w:val="00FE775B"/>
   </w:rsids>
@@ -27646,6 +27644,10 @@
     <w:name w:val="6C109008628C2D4A942E95591E6979B4"/>
     <w:rsid w:val="001E5FFB"/>
   </w:style>
+  <w:style w:type="paragraph" w:customStyle="1" w:styleId="A1CA74A5AA83AE42806AAD4237D85F39">
+    <w:name w:val="A1CA74A5AA83AE42806AAD4237D85F39"/>
+    <w:rsid w:val="00AB629E"/>
+  </w:style>
 </w:styles>
 </file>
 

--- a/_site/resume.docx
+++ b/_site/resume.docx
@@ -96,7 +96,10 @@
               <w:contextualSpacing w:val="0"/>
             </w:pPr>
             <w:r>
-              <w:t xml:space="preserve">envoss11.github.io </w:t>
+              <w:t>ericvoss.com</w:t>
+            </w:r>
+            <w:r>
+              <w:t xml:space="preserve"> </w:t>
             </w:r>
             <w:sdt>
               <w:sdtPr>
@@ -110,6 +113,7 @@
                 <w:showingPlcHdr/>
                 <w15:appearance w15:val="hidden"/>
               </w:sdtPr>
+              <w:sdtEndPr/>
               <w:sdtContent>
                 <w:r>
                   <w:t>·</w:t>
@@ -27152,10 +27156,12 @@
     <w:rsid w:val="00025116"/>
     <w:rsid w:val="001E02CF"/>
     <w:rsid w:val="001E5FFB"/>
+    <w:rsid w:val="00771DF8"/>
     <w:rsid w:val="007E72D2"/>
     <w:rsid w:val="00821DBA"/>
     <w:rsid w:val="00854075"/>
     <w:rsid w:val="008A4DCF"/>
+    <w:rsid w:val="008D73A7"/>
     <w:rsid w:val="00AB629E"/>
     <w:rsid w:val="00B43A28"/>
     <w:rsid w:val="00B51A40"/>
@@ -27640,10 +27646,6 @@
     <w:name w:val="82912E53C046C84B93F677C3178BFBA4"/>
     <w:rsid w:val="001E5FFB"/>
   </w:style>
-  <w:style w:type="paragraph" w:customStyle="1" w:styleId="6C109008628C2D4A942E95591E6979B4">
-    <w:name w:val="6C109008628C2D4A942E95591E6979B4"/>
-    <w:rsid w:val="001E5FFB"/>
-  </w:style>
   <w:style w:type="paragraph" w:customStyle="1" w:styleId="A1CA74A5AA83AE42806AAD4237D85F39">
     <w:name w:val="A1CA74A5AA83AE42806AAD4237D85F39"/>
     <w:rsid w:val="00AB629E"/>

--- a/_site/resume.docx
+++ b/_site/resume.docx
@@ -1,6 +1,6 @@
 
 <file path=word/document.xml><?xml version="1.0" encoding="utf-8"?>
-<w:document xmlns:wpc="http://schemas.microsoft.com/office/word/2010/wordprocessingCanvas" xmlns:cx="http://schemas.microsoft.com/office/drawing/2014/chartex" xmlns:cx1="http://schemas.microsoft.com/office/drawing/2015/9/8/chartex" xmlns:cx2="http://schemas.microsoft.com/office/drawing/2015/10/21/chartex" xmlns:cx3="http://schemas.microsoft.com/office/drawing/2016/5/9/chartex" xmlns:cx4="http://schemas.microsoft.com/office/drawing/2016/5/10/chartex" xmlns:cx5="http://schemas.microsoft.com/office/drawing/2016/5/11/chartex" xmlns:cx6="http://schemas.microsoft.com/office/drawing/2016/5/12/chartex" xmlns:cx7="http://schemas.microsoft.com/office/drawing/2016/5/13/chartex" xmlns:cx8="http://schemas.microsoft.com/office/drawing/2016/5/14/chartex" xmlns:mc="http://schemas.openxmlformats.org/markup-compatibility/2006" xmlns:aink="http://schemas.microsoft.com/office/drawing/2016/ink" xmlns:am3d="http://schemas.microsoft.com/office/drawing/2017/model3d" xmlns:o="urn:schemas-microsoft-com:office:office" xmlns:r="http://schemas.openxmlformats.org/officeDocument/2006/relationships" xmlns:m="http://schemas.openxmlformats.org/officeDocument/2006/math" xmlns:v="urn:schemas-microsoft-com:vml" xmlns:wp14="http://schemas.microsoft.com/office/word/2010/wordprocessingDrawing" xmlns:wp="http://schemas.openxmlformats.org/drawingml/2006/wordprocessingDrawing" xmlns:w10="urn:schemas-microsoft-com:office:word" xmlns:w="http://schemas.openxmlformats.org/wordprocessingml/2006/main" xmlns:w14="http://schemas.microsoft.com/office/word/2010/wordml" xmlns:w15="http://schemas.microsoft.com/office/word/2012/wordml" xmlns:w16cex="http://schemas.microsoft.com/office/word/2018/wordml/cex" xmlns:w16cid="http://schemas.microsoft.com/office/word/2016/wordml/cid" xmlns:w16="http://schemas.microsoft.com/office/word/2018/wordml" xmlns:w16se="http://schemas.microsoft.com/office/word/2015/wordml/symex" xmlns:wpg="http://schemas.microsoft.com/office/word/2010/wordprocessingGroup" xmlns:wpi="http://schemas.microsoft.com/office/word/2010/wordprocessingInk" xmlns:wne="http://schemas.microsoft.com/office/word/2006/wordml" xmlns:wps="http://schemas.microsoft.com/office/word/2010/wordprocessingShape" mc:Ignorable="w14 w15 w16se w16cid w16 w16cex wp14">
+<w:document xmlns:wpc="http://schemas.microsoft.com/office/word/2010/wordprocessingCanvas" xmlns:cx="http://schemas.microsoft.com/office/drawing/2014/chartex" xmlns:cx1="http://schemas.microsoft.com/office/drawing/2015/9/8/chartex" xmlns:cx2="http://schemas.microsoft.com/office/drawing/2015/10/21/chartex" xmlns:cx3="http://schemas.microsoft.com/office/drawing/2016/5/9/chartex" xmlns:cx4="http://schemas.microsoft.com/office/drawing/2016/5/10/chartex" xmlns:cx5="http://schemas.microsoft.com/office/drawing/2016/5/11/chartex" xmlns:cx6="http://schemas.microsoft.com/office/drawing/2016/5/12/chartex" xmlns:cx7="http://schemas.microsoft.com/office/drawing/2016/5/13/chartex" xmlns:cx8="http://schemas.microsoft.com/office/drawing/2016/5/14/chartex" xmlns:mc="http://schemas.openxmlformats.org/markup-compatibility/2006" xmlns:aink="http://schemas.microsoft.com/office/drawing/2016/ink" xmlns:am3d="http://schemas.microsoft.com/office/drawing/2017/model3d" xmlns:o="urn:schemas-microsoft-com:office:office" xmlns:r="http://schemas.openxmlformats.org/officeDocument/2006/relationships" xmlns:m="http://schemas.openxmlformats.org/officeDocument/2006/math" xmlns:v="urn:schemas-microsoft-com:vml" xmlns:wp14="http://schemas.microsoft.com/office/word/2010/wordprocessingDrawing" xmlns:wp="http://schemas.openxmlformats.org/drawingml/2006/wordprocessingDrawing" xmlns:w10="urn:schemas-microsoft-com:office:word" xmlns:w="http://schemas.openxmlformats.org/wordprocessingml/2006/main" xmlns:w14="http://schemas.microsoft.com/office/word/2010/wordml" xmlns:w15="http://schemas.microsoft.com/office/word/2012/wordml" xmlns:w16cex="http://schemas.microsoft.com/office/word/2018/wordml/cex" xmlns:w16cid="http://schemas.microsoft.com/office/word/2016/wordml/cid" xmlns:w16="http://schemas.microsoft.com/office/word/2018/wordml" xmlns:w16sdtdh="http://schemas.microsoft.com/office/word/2020/wordml/sdtdatahash" xmlns:w16se="http://schemas.microsoft.com/office/word/2015/wordml/symex" xmlns:wpg="http://schemas.microsoft.com/office/word/2010/wordprocessingGroup" xmlns:wpi="http://schemas.microsoft.com/office/word/2010/wordprocessingInk" xmlns:wne="http://schemas.microsoft.com/office/word/2006/wordml" xmlns:wps="http://schemas.microsoft.com/office/word/2010/wordprocessingShape" mc:Ignorable="w14 w15 w16se w16cid w16 w16cex w16sdtdh wp14">
   <w:body>
     <w:tbl>
       <w:tblPr>
@@ -133,6 +133,10 @@
     <w:p>
       <w:pPr>
         <w:pStyle w:val="Heading1"/>
+        <w:rPr>
+          <w:sz w:val="26"/>
+          <w:szCs w:val="26"/>
+        </w:rPr>
       </w:pPr>
       <w:r>
         <w:rPr>
@@ -206,8 +210,19 @@
       <w:r>
         <w:t xml:space="preserve"> </w:t>
       </w:r>
+      <w:r>
+        <w:rPr>
+          <w:sz w:val="26"/>
+          <w:szCs w:val="26"/>
+        </w:rPr>
+        <w:t xml:space="preserve">pROFESSIONAL </w:t>
+      </w:r>
       <w:sdt>
         <w:sdtPr>
+          <w:rPr>
+            <w:sz w:val="26"/>
+            <w:szCs w:val="26"/>
+          </w:rPr>
           <w:alias w:val="Experience:"/>
           <w:tag w:val="Experience:"/>
           <w:id w:val="-1983300934"/>
@@ -221,6 +236,10 @@
         <w:sdtEndPr/>
         <w:sdtContent>
           <w:r>
+            <w:rPr>
+              <w:sz w:val="26"/>
+              <w:szCs w:val="26"/>
+            </w:rPr>
             <w:t>Experience</w:t>
           </w:r>
         </w:sdtContent>
@@ -310,7 +329,55 @@
                 <w:sz w:val="22"/>
                 <w:szCs w:val="22"/>
               </w:rPr>
-              <w:t>Built and presented Tableau dashboard to senior management to analyze staffing levels at over a thousand bank branches</w:t>
+              <w:t xml:space="preserve">Built and presented </w:t>
+            </w:r>
+            <w:r>
+              <w:rPr>
+                <w:rFonts w:asciiTheme="minorHAnsi" w:hAnsiTheme="minorHAnsi" w:cstheme="minorBidi"/>
+                <w:sz w:val="22"/>
+                <w:szCs w:val="22"/>
+              </w:rPr>
+              <w:t>analysis in Tableau</w:t>
+            </w:r>
+            <w:r>
+              <w:rPr>
+                <w:rFonts w:asciiTheme="minorHAnsi" w:hAnsiTheme="minorHAnsi" w:cstheme="minorBidi"/>
+                <w:sz w:val="22"/>
+                <w:szCs w:val="22"/>
+              </w:rPr>
+              <w:t xml:space="preserve"> to senior management to analyze staffing levels </w:t>
+            </w:r>
+            <w:r>
+              <w:rPr>
+                <w:rFonts w:asciiTheme="minorHAnsi" w:hAnsiTheme="minorHAnsi" w:cstheme="minorBidi"/>
+                <w:sz w:val="22"/>
+                <w:szCs w:val="22"/>
+              </w:rPr>
+              <w:t xml:space="preserve">across retail </w:t>
+            </w:r>
+            <w:r>
+              <w:rPr>
+                <w:rFonts w:asciiTheme="minorHAnsi" w:hAnsiTheme="minorHAnsi" w:cstheme="minorBidi"/>
+                <w:sz w:val="22"/>
+                <w:szCs w:val="22"/>
+              </w:rPr>
+              <w:t>banking</w:t>
+            </w:r>
+            <w:r>
+              <w:rPr>
+                <w:rFonts w:asciiTheme="minorHAnsi" w:hAnsiTheme="minorHAnsi" w:cstheme="minorBidi"/>
+                <w:sz w:val="22"/>
+                <w:szCs w:val="22"/>
+              </w:rPr>
+              <w:t xml:space="preserve">, </w:t>
+            </w:r>
+            <w:r>
+              <w:rPr>
+                <w:rFonts w:asciiTheme="minorHAnsi" w:hAnsiTheme="minorHAnsi" w:cstheme="minorBidi"/>
+                <w:sz w:val="22"/>
+                <w:szCs w:val="22"/>
+              </w:rPr>
+              <w:t>informing critical decision-making around optimizing the organization’s physical assets at the highest level</w:t>
             </w:r>
           </w:p>
           <w:p>
@@ -333,79 +400,7 @@
                 <w:sz w:val="22"/>
                 <w:szCs w:val="22"/>
               </w:rPr>
-              <w:t>Utilized</w:t>
-            </w:r>
-            <w:r>
-              <w:rPr>
-                <w:rFonts w:asciiTheme="minorHAnsi" w:hAnsiTheme="minorHAnsi" w:cstheme="minorBidi"/>
-                <w:sz w:val="22"/>
-                <w:szCs w:val="22"/>
-              </w:rPr>
-              <w:t xml:space="preserve"> Python</w:t>
-            </w:r>
-            <w:r>
-              <w:rPr>
-                <w:rFonts w:asciiTheme="minorHAnsi" w:hAnsiTheme="minorHAnsi" w:cstheme="minorBidi"/>
-                <w:sz w:val="22"/>
-                <w:szCs w:val="22"/>
-              </w:rPr>
-              <w:t xml:space="preserve"> and</w:t>
-            </w:r>
-            <w:r>
-              <w:rPr>
-                <w:rFonts w:asciiTheme="minorHAnsi" w:hAnsiTheme="minorHAnsi" w:cstheme="minorBidi"/>
-                <w:sz w:val="22"/>
-                <w:szCs w:val="22"/>
-              </w:rPr>
-              <w:t xml:space="preserve"> </w:t>
-            </w:r>
-            <w:r>
-              <w:rPr>
-                <w:rFonts w:asciiTheme="minorHAnsi" w:hAnsiTheme="minorHAnsi" w:cstheme="minorBidi"/>
-                <w:sz w:val="22"/>
-                <w:szCs w:val="22"/>
-              </w:rPr>
-              <w:t xml:space="preserve">Tableau to </w:t>
-            </w:r>
-            <w:r>
-              <w:rPr>
-                <w:rFonts w:asciiTheme="minorHAnsi" w:hAnsiTheme="minorHAnsi" w:cstheme="minorBidi"/>
-                <w:sz w:val="22"/>
-                <w:szCs w:val="22"/>
-              </w:rPr>
-              <w:t xml:space="preserve">build dashboard with over 1000 users by </w:t>
-            </w:r>
-            <w:r>
-              <w:rPr>
-                <w:rFonts w:asciiTheme="minorHAnsi" w:hAnsiTheme="minorHAnsi" w:cstheme="minorBidi"/>
-                <w:sz w:val="22"/>
-                <w:szCs w:val="22"/>
-              </w:rPr>
-              <w:t>scraping</w:t>
-            </w:r>
-            <w:r>
-              <w:rPr>
-                <w:rFonts w:asciiTheme="minorHAnsi" w:hAnsiTheme="minorHAnsi" w:cstheme="minorBidi"/>
-                <w:sz w:val="22"/>
-                <w:szCs w:val="22"/>
-              </w:rPr>
-              <w:t xml:space="preserve"> </w:t>
-            </w:r>
-            <w:r>
-              <w:rPr>
-                <w:rFonts w:asciiTheme="minorHAnsi" w:hAnsiTheme="minorHAnsi" w:cstheme="minorBidi"/>
-                <w:sz w:val="22"/>
-                <w:szCs w:val="22"/>
-              </w:rPr>
-              <w:t xml:space="preserve">data from web </w:t>
-            </w:r>
-            <w:r>
-              <w:rPr>
-                <w:rFonts w:asciiTheme="minorHAnsi" w:hAnsiTheme="minorHAnsi" w:cstheme="minorBidi"/>
-                <w:sz w:val="22"/>
-                <w:szCs w:val="22"/>
-              </w:rPr>
-              <w:t>app</w:t>
+              <w:t>Developed and maintained self-service dashboards averaging 5,000 views per week in Tableau to communicate KPIs across all of Consumer Banking</w:t>
             </w:r>
           </w:p>
           <w:p>
@@ -428,7 +423,7 @@
                 <w:sz w:val="22"/>
                 <w:szCs w:val="22"/>
               </w:rPr>
-              <w:t xml:space="preserve">Built custom web forms to support critical enterprise initiatives using JavaScript </w:t>
+              <w:t>Oversaw data validation</w:t>
             </w:r>
             <w:r>
               <w:rPr>
@@ -436,7 +431,7 @@
                 <w:sz w:val="22"/>
                 <w:szCs w:val="22"/>
               </w:rPr>
-              <w:t>and</w:t>
+              <w:t xml:space="preserve"> </w:t>
             </w:r>
             <w:r>
               <w:rPr>
@@ -444,7 +439,31 @@
                 <w:sz w:val="22"/>
                 <w:szCs w:val="22"/>
               </w:rPr>
-              <w:t xml:space="preserve"> LEAP platform</w:t>
+              <w:t>process</w:t>
+            </w:r>
+            <w:r>
+              <w:rPr>
+                <w:rFonts w:asciiTheme="minorHAnsi" w:hAnsiTheme="minorHAnsi" w:cstheme="minorBidi"/>
+                <w:sz w:val="22"/>
+                <w:szCs w:val="22"/>
+              </w:rPr>
+              <w:t xml:space="preserve"> </w:t>
+            </w:r>
+            <w:r>
+              <w:rPr>
+                <w:rFonts w:asciiTheme="minorHAnsi" w:hAnsiTheme="minorHAnsi" w:cstheme="minorBidi"/>
+                <w:sz w:val="22"/>
+                <w:szCs w:val="22"/>
+              </w:rPr>
+              <w:t>and reporting</w:t>
+            </w:r>
+            <w:r>
+              <w:rPr>
+                <w:rFonts w:asciiTheme="minorHAnsi" w:hAnsiTheme="minorHAnsi" w:cstheme="minorBidi"/>
+                <w:sz w:val="22"/>
+                <w:szCs w:val="22"/>
+              </w:rPr>
+              <w:t xml:space="preserve"> for the transfer of hundreds of millions of dollars’ worth of commercial loan accounts as part of business line reorganization</w:t>
             </w:r>
           </w:p>
           <w:p>
@@ -467,7 +486,46 @@
                 <w:sz w:val="22"/>
                 <w:szCs w:val="22"/>
               </w:rPr>
-              <w:t>Designed new analytical tool to allow managers to break down changes in overall commercial loan portfolios into various components</w:t>
+              <w:t>Created</w:t>
+            </w:r>
+            <w:r>
+              <w:rPr>
+                <w:rFonts w:asciiTheme="minorHAnsi" w:hAnsiTheme="minorHAnsi" w:cstheme="minorBidi"/>
+                <w:sz w:val="22"/>
+                <w:szCs w:val="22"/>
+              </w:rPr>
+              <w:t xml:space="preserve"> regression model to analyze factors associated with retail sales, leading to a better understanding of the importance of proactive sales activity relative to other factors</w:t>
+            </w:r>
+          </w:p>
+          <w:p>
+            <w:pPr>
+              <w:pStyle w:val="NormalWeb"/>
+              <w:numPr>
+                <w:ilvl w:val="0"/>
+                <w:numId w:val="15"/>
+              </w:numPr>
+              <w:textAlignment w:val="baseline"/>
+              <w:rPr>
+                <w:rFonts w:asciiTheme="minorHAnsi" w:hAnsiTheme="minorHAnsi" w:cstheme="minorBidi"/>
+                <w:sz w:val="22"/>
+                <w:szCs w:val="22"/>
+              </w:rPr>
+            </w:pPr>
+            <w:r>
+              <w:rPr>
+                <w:rFonts w:asciiTheme="minorHAnsi" w:hAnsiTheme="minorHAnsi" w:cstheme="minorBidi"/>
+                <w:sz w:val="22"/>
+                <w:szCs w:val="22"/>
+              </w:rPr>
+              <w:t>Maintained team’s reporting SQL server to automate dashboards</w:t>
+            </w:r>
+            <w:r>
+              <w:rPr>
+                <w:rFonts w:asciiTheme="minorHAnsi" w:hAnsiTheme="minorHAnsi" w:cstheme="minorBidi"/>
+                <w:sz w:val="22"/>
+                <w:szCs w:val="22"/>
+              </w:rPr>
+              <w:t xml:space="preserve"> and other reporting</w:t>
             </w:r>
           </w:p>
           <w:p>
@@ -498,7 +556,15 @@
                 <w:sz w:val="22"/>
                 <w:szCs w:val="22"/>
               </w:rPr>
-              <w:t>performing approximate</w:t>
+              <w:t xml:space="preserve">performing </w:t>
+            </w:r>
+            <w:r>
+              <w:rPr>
+                <w:rFonts w:asciiTheme="minorHAnsi" w:hAnsiTheme="minorHAnsi" w:cstheme="minorBidi"/>
+                <w:sz w:val="22"/>
+                <w:szCs w:val="22"/>
+              </w:rPr>
+              <w:t>fuzzy string</w:t>
             </w:r>
             <w:r>
               <w:rPr>
@@ -554,6 +620,29 @@
                 <w:rStyle w:val="SubtleReference"/>
               </w:rPr>
               <w:t>securian financial group</w:t>
+            </w:r>
+          </w:p>
+          <w:p>
+            <w:pPr>
+              <w:pStyle w:val="NormalWeb"/>
+              <w:numPr>
+                <w:ilvl w:val="0"/>
+                <w:numId w:val="15"/>
+              </w:numPr>
+              <w:textAlignment w:val="baseline"/>
+              <w:rPr>
+                <w:rFonts w:asciiTheme="minorHAnsi" w:hAnsiTheme="minorHAnsi" w:cstheme="minorBidi"/>
+                <w:sz w:val="22"/>
+                <w:szCs w:val="22"/>
+              </w:rPr>
+            </w:pPr>
+            <w:r>
+              <w:rPr>
+                <w:rFonts w:asciiTheme="minorHAnsi" w:hAnsiTheme="minorHAnsi" w:cstheme="minorBidi"/>
+                <w:sz w:val="22"/>
+                <w:szCs w:val="22"/>
+              </w:rPr>
+              <w:t>Used causal inference technique (RDD) in R to identify impact of incentives on asset allocation</w:t>
             </w:r>
           </w:p>
           <w:p>
@@ -642,45 +731,6 @@
                 <w:sz w:val="22"/>
                 <w:szCs w:val="22"/>
               </w:rPr>
-              <w:t xml:space="preserve">Cleaned and analyzed large asset data sets with hundreds of thousands of records </w:t>
-            </w:r>
-            <w:r>
-              <w:rPr>
-                <w:rFonts w:asciiTheme="minorHAnsi" w:hAnsiTheme="minorHAnsi" w:cstheme="minorBidi"/>
-                <w:sz w:val="22"/>
-                <w:szCs w:val="22"/>
-              </w:rPr>
-              <w:t xml:space="preserve">using R </w:t>
-            </w:r>
-            <w:r>
-              <w:rPr>
-                <w:rFonts w:asciiTheme="minorHAnsi" w:hAnsiTheme="minorHAnsi" w:cstheme="minorBidi"/>
-                <w:sz w:val="22"/>
-                <w:szCs w:val="22"/>
-              </w:rPr>
-              <w:t>to identify trends in advisor asset allocations</w:t>
-            </w:r>
-          </w:p>
-          <w:p>
-            <w:pPr>
-              <w:pStyle w:val="NormalWeb"/>
-              <w:numPr>
-                <w:ilvl w:val="0"/>
-                <w:numId w:val="15"/>
-              </w:numPr>
-              <w:textAlignment w:val="baseline"/>
-              <w:rPr>
-                <w:rFonts w:asciiTheme="minorHAnsi" w:hAnsiTheme="minorHAnsi" w:cstheme="minorBidi"/>
-                <w:sz w:val="22"/>
-                <w:szCs w:val="22"/>
-              </w:rPr>
-            </w:pPr>
-            <w:r>
-              <w:rPr>
-                <w:rFonts w:asciiTheme="minorHAnsi" w:hAnsiTheme="minorHAnsi" w:cstheme="minorBidi"/>
-                <w:sz w:val="22"/>
-                <w:szCs w:val="22"/>
-              </w:rPr>
               <w:t>Gathered requirements and designed</w:t>
             </w:r>
             <w:r>
@@ -722,45 +772,6 @@
                 <w:szCs w:val="22"/>
               </w:rPr>
               <w:t xml:space="preserve"> Excel</w:t>
-            </w:r>
-          </w:p>
-          <w:p>
-            <w:pPr>
-              <w:pStyle w:val="NormalWeb"/>
-              <w:numPr>
-                <w:ilvl w:val="0"/>
-                <w:numId w:val="15"/>
-              </w:numPr>
-              <w:textAlignment w:val="baseline"/>
-              <w:rPr>
-                <w:rFonts w:asciiTheme="minorHAnsi" w:hAnsiTheme="minorHAnsi" w:cstheme="minorBidi"/>
-                <w:sz w:val="22"/>
-                <w:szCs w:val="22"/>
-              </w:rPr>
-            </w:pPr>
-            <w:r>
-              <w:rPr>
-                <w:rFonts w:asciiTheme="minorHAnsi" w:hAnsiTheme="minorHAnsi" w:cstheme="minorBidi"/>
-                <w:sz w:val="22"/>
-                <w:szCs w:val="22"/>
-              </w:rPr>
-              <w:t xml:space="preserve">Extracted, cleaned, and </w:t>
-            </w:r>
-            <w:r>
-              <w:rPr>
-                <w:rFonts w:asciiTheme="minorHAnsi" w:hAnsiTheme="minorHAnsi" w:cstheme="minorBidi"/>
-                <w:sz w:val="22"/>
-                <w:szCs w:val="22"/>
-              </w:rPr>
-              <w:t>integrated</w:t>
-            </w:r>
-            <w:r>
-              <w:rPr>
-                <w:rFonts w:asciiTheme="minorHAnsi" w:hAnsiTheme="minorHAnsi" w:cstheme="minorBidi"/>
-                <w:sz w:val="22"/>
-                <w:szCs w:val="22"/>
-              </w:rPr>
-              <w:t xml:space="preserve"> data from multiple sources (SQL databases, spreadsheets)</w:t>
             </w:r>
           </w:p>
         </w:tc>
@@ -883,30 +894,29 @@
         </w:tc>
       </w:tr>
     </w:tbl>
-    <w:sdt>
-      <w:sdtPr>
-        <w:alias w:val="Education:"/>
-        <w:tag w:val="Education:"/>
-        <w:id w:val="-1908763273"/>
-        <w:placeholder>
-          <w:docPart w:val="A025135C908E1942B663148547047252"/>
-        </w:placeholder>
-        <w:temporary/>
-        <w:showingPlcHdr/>
-        <w15:appearance w15:val="hidden"/>
-      </w:sdtPr>
-      <w:sdtEndPr/>
-      <w:sdtContent>
-        <w:p>
-          <w:pPr>
-            <w:pStyle w:val="Heading1"/>
-          </w:pPr>
-          <w:r>
-            <w:t>Education</w:t>
-          </w:r>
-        </w:p>
-      </w:sdtContent>
-    </w:sdt>
+    <w:p>
+      <w:pPr>
+        <w:pStyle w:val="Heading1"/>
+        <w:rPr>
+          <w:sz w:val="26"/>
+          <w:szCs w:val="26"/>
+        </w:rPr>
+      </w:pPr>
+      <w:r>
+        <w:rPr>
+          <w:sz w:val="26"/>
+          <w:szCs w:val="26"/>
+        </w:rPr>
+        <w:t>EDUCATION</w:t>
+      </w:r>
+      <w:r>
+        <w:rPr>
+          <w:sz w:val="26"/>
+          <w:szCs w:val="26"/>
+        </w:rPr>
+        <w:t>al experience</w:t>
+      </w:r>
+    </w:p>
     <w:tbl>
       <w:tblPr>
         <w:tblStyle w:val="TableGrid"/>
@@ -931,7 +941,10 @@
         </w:trPr>
         <w:tc>
           <w:tcPr>
-            <w:tcW w:w="9355" w:type="dxa"/>
+            <w:tcW w:w="10007" w:type="dxa"/>
+            <w:tcBorders>
+              <w:bottom w:val="nil"/>
+            </w:tcBorders>
           </w:tcPr>
           <w:p>
             <w:pPr>
@@ -989,9 +1002,12 @@
               <w:contextualSpacing w:val="0"/>
               <w:outlineLvl w:val="1"/>
               <w:rPr>
+                <w:rFonts w:eastAsiaTheme="minorHAnsi" w:cstheme="minorBidi"/>
                 <w:b w:val="0"/>
-                <w:smallCaps/>
+                <w:caps w:val="0"/>
                 <w:color w:val="595959" w:themeColor="text1" w:themeTint="A6"/>
+                <w:sz w:val="22"/>
+                <w:szCs w:val="22"/>
               </w:rPr>
             </w:pPr>
             <w:r>
@@ -1003,7 +1019,18 @@
                 <w:sz w:val="22"/>
                 <w:szCs w:val="22"/>
               </w:rPr>
-              <w:t>Sample of relevant courses</w:t>
+              <w:t>C</w:t>
+            </w:r>
+            <w:r>
+              <w:rPr>
+                <w:rFonts w:eastAsiaTheme="minorHAnsi" w:cstheme="minorBidi"/>
+                <w:bCs/>
+                <w:caps w:val="0"/>
+                <w:color w:val="595959" w:themeColor="text1" w:themeTint="A6"/>
+                <w:sz w:val="22"/>
+                <w:szCs w:val="22"/>
+              </w:rPr>
+              <w:t>ourses</w:t>
             </w:r>
             <w:r>
               <w:rPr>
@@ -1022,7 +1049,40 @@
                 <w:sz w:val="22"/>
                 <w:szCs w:val="22"/>
               </w:rPr>
-              <w:t>Mathematical Statistics, Applied Analytics, Regression</w:t>
+              <w:t xml:space="preserve">Mathematical Statistics, Applied Analytics, </w:t>
+            </w:r>
+            <w:r>
+              <w:rPr>
+                <w:rFonts w:eastAsiaTheme="minorHAnsi" w:cstheme="minorBidi"/>
+                <w:b w:val="0"/>
+                <w:caps w:val="0"/>
+                <w:color w:val="595959" w:themeColor="text1" w:themeTint="A6"/>
+                <w:sz w:val="22"/>
+                <w:szCs w:val="22"/>
+              </w:rPr>
+              <w:t xml:space="preserve">Statistical Computing, </w:t>
+            </w:r>
+            <w:r>
+              <w:rPr>
+                <w:rFonts w:eastAsiaTheme="minorHAnsi" w:cstheme="minorBidi"/>
+                <w:b w:val="0"/>
+                <w:caps w:val="0"/>
+                <w:color w:val="595959" w:themeColor="text1" w:themeTint="A6"/>
+                <w:sz w:val="22"/>
+                <w:szCs w:val="22"/>
+              </w:rPr>
+              <w:t>Regression</w:t>
+            </w:r>
+            <w:r>
+              <w:rPr>
+                <w:rFonts w:eastAsiaTheme="minorHAnsi" w:cstheme="minorBidi"/>
+                <w:b w:val="0"/>
+                <w:caps w:val="0"/>
+                <w:color w:val="595959" w:themeColor="text1" w:themeTint="A6"/>
+                <w:sz w:val="22"/>
+                <w:szCs w:val="22"/>
+              </w:rPr>
+              <w:t>, Time Series Analysis, Statistical Finance, Multivariate Analysis, Experimental Methods, Survey of Big Data Tools</w:t>
             </w:r>
           </w:p>
         </w:tc>
@@ -1030,7 +1090,10 @@
       <w:tr>
         <w:tc>
           <w:tcPr>
-            <w:tcW w:w="9355" w:type="dxa"/>
+            <w:tcW w:w="10007" w:type="dxa"/>
+            <w:tcBorders>
+              <w:top w:val="nil"/>
+            </w:tcBorders>
             <w:tcMar>
               <w:top w:w="216" w:type="dxa"/>
             </w:tcMar>
@@ -1072,30 +1135,259 @@
         </w:tc>
       </w:tr>
     </w:tbl>
-    <w:sdt>
-      <w:sdtPr>
-        <w:alias w:val="Skills:"/>
-        <w:tag w:val="Skills:"/>
-        <w:id w:val="-1392877668"/>
-        <w:placeholder>
-          <w:docPart w:val="8F4B13241457CE4C86007BCC5E75078F"/>
-        </w:placeholder>
-        <w:temporary/>
-        <w:showingPlcHdr/>
-        <w15:appearance w15:val="hidden"/>
-      </w:sdtPr>
-      <w:sdtEndPr/>
-      <w:sdtContent>
-        <w:p>
-          <w:pPr>
-            <w:pStyle w:val="Heading1"/>
-          </w:pPr>
+    <w:p>
+      <w:pPr>
+        <w:pStyle w:val="Heading1"/>
+        <w:rPr>
+          <w:sz w:val="26"/>
+          <w:szCs w:val="26"/>
+        </w:rPr>
+      </w:pPr>
+      <w:r>
+        <w:rPr>
+          <w:sz w:val="26"/>
+          <w:szCs w:val="26"/>
+        </w:rPr>
+        <w:t>pROJECTS</w:t>
+      </w:r>
+    </w:p>
+    <w:tbl>
+      <w:tblPr>
+        <w:tblStyle w:val="TableGrid"/>
+        <w:tblW w:w="4975" w:type="pct"/>
+        <w:tblInd w:w="72" w:type="dxa"/>
+        <w:tblBorders>
+          <w:left w:val="dotted" w:sz="18" w:space="0" w:color="BFBFBF" w:themeColor="background1" w:themeShade="BF"/>
+        </w:tblBorders>
+        <w:tblCellMar>
+          <w:left w:w="576" w:type="dxa"/>
+          <w:right w:w="0" w:type="dxa"/>
+        </w:tblCellMar>
+        <w:tblLook w:val="04A0" w:firstRow="1" w:lastRow="0" w:firstColumn="1" w:lastColumn="0" w:noHBand="0" w:noVBand="1"/>
+        <w:tblDescription w:val="Education layout table"/>
+      </w:tblPr>
+      <w:tblGrid>
+        <w:gridCol w:w="10007"/>
+      </w:tblGrid>
+      <w:tr>
+        <w:trPr>
+          <w:trHeight w:val="73"/>
+        </w:trPr>
+        <w:tc>
+          <w:tcPr>
+            <w:tcW w:w="9355" w:type="dxa"/>
+          </w:tcPr>
+          <w:p>
+            <w:pPr>
+              <w:pStyle w:val="Heading3"/>
+              <w:contextualSpacing w:val="0"/>
+              <w:outlineLvl w:val="2"/>
+            </w:pPr>
+            <w:r>
+              <w:t>2020</w:t>
+            </w:r>
+          </w:p>
+          <w:p>
+            <w:pPr>
+              <w:pStyle w:val="Heading2"/>
+              <w:contextualSpacing w:val="0"/>
+              <w:outlineLvl w:val="1"/>
+            </w:pPr>
+            <w:r>
+              <w:t>LOAN CLASSIFICATION SYSTEM</w:t>
+            </w:r>
+          </w:p>
+          <w:p>
+            <w:pPr>
+              <w:pStyle w:val="NormalWeb"/>
+              <w:numPr>
+                <w:ilvl w:val="0"/>
+                <w:numId w:val="15"/>
+              </w:numPr>
+              <w:textAlignment w:val="baseline"/>
+              <w:rPr>
+                <w:rFonts w:asciiTheme="minorHAnsi" w:hAnsiTheme="minorHAnsi" w:cstheme="minorBidi"/>
+                <w:sz w:val="22"/>
+                <w:szCs w:val="22"/>
+              </w:rPr>
+            </w:pPr>
+            <w:r>
+              <w:rPr>
+                <w:rFonts w:asciiTheme="minorHAnsi" w:hAnsiTheme="minorHAnsi" w:cstheme="minorBidi"/>
+                <w:sz w:val="22"/>
+                <w:szCs w:val="22"/>
+              </w:rPr>
+              <w:t>Used a boosted classification tree method with public Lending Club data to build a predictive model targeting debt consolidation customers</w:t>
+            </w:r>
+          </w:p>
+          <w:p>
+            <w:pPr>
+              <w:pStyle w:val="NormalWeb"/>
+              <w:numPr>
+                <w:ilvl w:val="0"/>
+                <w:numId w:val="15"/>
+              </w:numPr>
+              <w:textAlignment w:val="baseline"/>
+              <w:rPr>
+                <w:rFonts w:asciiTheme="minorHAnsi" w:hAnsiTheme="minorHAnsi" w:cstheme="minorBidi"/>
+                <w:sz w:val="22"/>
+                <w:szCs w:val="22"/>
+              </w:rPr>
+            </w:pPr>
+            <w:r>
+              <w:rPr>
+                <w:rFonts w:asciiTheme="minorHAnsi" w:hAnsiTheme="minorHAnsi" w:cstheme="minorBidi"/>
+                <w:sz w:val="22"/>
+                <w:szCs w:val="22"/>
+              </w:rPr>
+              <w:t>Deployed model as interactive tool with R Shiny</w:t>
+            </w:r>
+          </w:p>
+          <w:p>
+            <w:pPr>
+              <w:pStyle w:val="Heading2"/>
+              <w:contextualSpacing w:val="0"/>
+              <w:outlineLvl w:val="1"/>
+              <w:rPr>
+                <w:b w:val="0"/>
+                <w:smallCaps/>
+                <w:color w:val="595959" w:themeColor="text1" w:themeTint="A6"/>
+              </w:rPr>
+            </w:pPr>
+          </w:p>
+        </w:tc>
+      </w:tr>
+      <w:tr>
+        <w:tc>
+          <w:tcPr>
+            <w:tcW w:w="9355" w:type="dxa"/>
+            <w:tcMar>
+              <w:top w:w="216" w:type="dxa"/>
+            </w:tcMar>
+          </w:tcPr>
+          <w:p>
+            <w:pPr>
+              <w:pStyle w:val="Heading3"/>
+              <w:contextualSpacing w:val="0"/>
+              <w:outlineLvl w:val="2"/>
+            </w:pPr>
+            <w:r>
+              <w:lastRenderedPageBreak/>
+              <w:t>2021</w:t>
+            </w:r>
+          </w:p>
+          <w:p>
+            <w:pPr>
+              <w:pStyle w:val="Heading2"/>
+              <w:contextualSpacing w:val="0"/>
+              <w:outlineLvl w:val="1"/>
+            </w:pPr>
+            <w:r>
+              <w:t>analysis of danish atm</w:t>
+            </w:r>
+            <w:r>
+              <w:t xml:space="preserve"> data</w:t>
+            </w:r>
+          </w:p>
+          <w:p>
+            <w:pPr>
+              <w:pStyle w:val="NormalWeb"/>
+              <w:numPr>
+                <w:ilvl w:val="0"/>
+                <w:numId w:val="15"/>
+              </w:numPr>
+              <w:textAlignment w:val="baseline"/>
+              <w:rPr>
+                <w:rFonts w:asciiTheme="minorHAnsi" w:hAnsiTheme="minorHAnsi" w:cstheme="minorBidi"/>
+                <w:sz w:val="22"/>
+                <w:szCs w:val="22"/>
+              </w:rPr>
+            </w:pPr>
+            <w:r>
+              <w:rPr>
+                <w:rFonts w:asciiTheme="minorHAnsi" w:hAnsiTheme="minorHAnsi" w:cstheme="minorBidi"/>
+                <w:sz w:val="22"/>
+                <w:szCs w:val="22"/>
+              </w:rPr>
+              <w:t xml:space="preserve">Very impressive bullet </w:t>
+            </w:r>
+            <w:proofErr w:type="gramStart"/>
+            <w:r>
+              <w:rPr>
+                <w:rFonts w:asciiTheme="minorHAnsi" w:hAnsiTheme="minorHAnsi" w:cstheme="minorBidi"/>
+                <w:sz w:val="22"/>
+                <w:szCs w:val="22"/>
+              </w:rPr>
+              <w:t>point</w:t>
+            </w:r>
+            <w:proofErr w:type="gramEnd"/>
+            <w:r>
+              <w:rPr>
+                <w:rFonts w:asciiTheme="minorHAnsi" w:hAnsiTheme="minorHAnsi" w:cstheme="minorBidi"/>
+                <w:sz w:val="22"/>
+                <w:szCs w:val="22"/>
+              </w:rPr>
+              <w:t xml:space="preserve"> 1</w:t>
+            </w:r>
+          </w:p>
+          <w:p>
+            <w:pPr>
+              <w:pStyle w:val="NormalWeb"/>
+              <w:numPr>
+                <w:ilvl w:val="0"/>
+                <w:numId w:val="15"/>
+              </w:numPr>
+              <w:textAlignment w:val="baseline"/>
+              <w:rPr>
+                <w:rFonts w:asciiTheme="minorHAnsi" w:hAnsiTheme="minorHAnsi" w:cstheme="minorBidi"/>
+                <w:sz w:val="22"/>
+                <w:szCs w:val="22"/>
+              </w:rPr>
+            </w:pPr>
+            <w:r>
+              <w:rPr>
+                <w:rFonts w:asciiTheme="minorHAnsi" w:hAnsiTheme="minorHAnsi" w:cstheme="minorBidi"/>
+                <w:sz w:val="22"/>
+                <w:szCs w:val="22"/>
+              </w:rPr>
+              <w:t>Marginally less impressive bullet point 2</w:t>
+            </w:r>
+          </w:p>
+        </w:tc>
+      </w:tr>
+    </w:tbl>
+    <w:p>
+      <w:pPr>
+        <w:pStyle w:val="Heading1"/>
+      </w:pPr>
+    </w:p>
+    <w:p>
+      <w:pPr>
+        <w:pStyle w:val="Heading1"/>
+      </w:pPr>
+      <w:r>
+        <w:t xml:space="preserve">TECHNICAL </w:t>
+      </w:r>
+      <w:sdt>
+        <w:sdtPr>
+          <w:alias w:val="Skills:"/>
+          <w:tag w:val="Skills:"/>
+          <w:id w:val="-1392877668"/>
+          <w:placeholder>
+            <w:docPart w:val="8F4B13241457CE4C86007BCC5E75078F"/>
+          </w:placeholder>
+          <w:temporary/>
+          <w:showingPlcHdr/>
+          <w15:appearance w15:val="hidden"/>
+        </w:sdtPr>
+        <w:sdtEndPr/>
+        <w:sdtContent>
           <w:r>
             <w:t>Skills</w:t>
           </w:r>
-        </w:p>
-      </w:sdtContent>
-    </w:sdt>
+        </w:sdtContent>
+      </w:sdt>
+    </w:p>
     <w:tbl>
       <w:tblPr>
         <w:tblStyle w:val="TableGrid"/>
@@ -1122,13 +1414,13 @@
               <w:contextualSpacing w:val="0"/>
             </w:pPr>
             <w:r>
-              <w:t>Proficient with various languages</w:t>
+              <w:t xml:space="preserve">Programming experience in R (ggplot2, </w:t>
             </w:r>
             <w:r>
-              <w:t xml:space="preserve"> and packages</w:t>
+              <w:t xml:space="preserve">Shiny, </w:t>
             </w:r>
             <w:r>
-              <w:t xml:space="preserve">: </w:t>
+              <w:t xml:space="preserve">Caret), </w:t>
             </w:r>
             <w:r>
               <w:t xml:space="preserve">Python (NumPy, Pandas, </w:t>
@@ -1137,21 +1429,16 @@
               <w:t>Scikit-Learn</w:t>
             </w:r>
             <w:r>
-              <w:t xml:space="preserve">), R (ggplot2, </w:t>
-            </w:r>
-            <w:proofErr w:type="spellStart"/>
-            <w:r>
-              <w:t>Tidyverse</w:t>
-            </w:r>
-            <w:proofErr w:type="spellEnd"/>
-            <w:r>
-              <w:t xml:space="preserve">, Caret), SQL, </w:t>
+              <w:t>),</w:t>
             </w:r>
             <w:r>
-              <w:t>Java</w:t>
+              <w:t xml:space="preserve"> and</w:t>
             </w:r>
             <w:r>
-              <w:t>, JavaScript</w:t>
+              <w:t xml:space="preserve"> SQL</w:t>
+            </w:r>
+            <w:r>
+              <w:t xml:space="preserve"> for data wrangling and modeling</w:t>
             </w:r>
           </w:p>
           <w:p>
@@ -1160,13 +1447,13 @@
               <w:contextualSpacing w:val="0"/>
             </w:pPr>
             <w:r>
-              <w:t>Experience</w:t>
+              <w:t>Knowledgeable</w:t>
             </w:r>
             <w:r>
-              <w:t>/</w:t>
+              <w:t xml:space="preserve"> </w:t>
             </w:r>
             <w:r>
-              <w:t xml:space="preserve">training with </w:t>
+              <w:t xml:space="preserve">with </w:t>
             </w:r>
             <w:r>
               <w:t>both supervised and unsupervised machine learning techniques</w:t>
@@ -1181,10 +1468,22 @@
               <w:t xml:space="preserve">, </w:t>
             </w:r>
             <w:r>
-              <w:t xml:space="preserve">classification, </w:t>
+              <w:t xml:space="preserve">various </w:t>
+            </w:r>
+            <w:r>
+              <w:t>classification</w:t>
+            </w:r>
+            <w:r>
+              <w:t xml:space="preserve"> techniques</w:t>
+            </w:r>
+            <w:r>
+              <w:t xml:space="preserve">, </w:t>
             </w:r>
             <w:r>
               <w:t>PCA</w:t>
+            </w:r>
+            <w:r>
+              <w:t>, etc.</w:t>
             </w:r>
           </w:p>
         </w:tc>
@@ -1204,7 +1503,16 @@
               <w:t xml:space="preserve">Highly experienced </w:t>
             </w:r>
             <w:r>
-              <w:t>with visualizing data and building reports using a variety of tools (Tableau, Excel, etc.) as well as presenting this analysis to senior management</w:t>
+              <w:t xml:space="preserve">with visualizing data and building reports using a variety of tools (Tableau, Excel, </w:t>
+            </w:r>
+            <w:r>
+              <w:t xml:space="preserve">R Markdown, </w:t>
+            </w:r>
+            <w:r>
+              <w:t xml:space="preserve">etc.) as well as presenting this analysis to </w:t>
+            </w:r>
+            <w:r>
+              <w:t>a non-technical audience</w:t>
             </w:r>
           </w:p>
         </w:tc>
@@ -1225,7 +1533,7 @@
 </file>
 
 <file path=word/endnotes.xml><?xml version="1.0" encoding="utf-8"?>
-<w:endnotes xmlns:wpc="http://schemas.microsoft.com/office/word/2010/wordprocessingCanvas" xmlns:cx="http://schemas.microsoft.com/office/drawing/2014/chartex" xmlns:cx1="http://schemas.microsoft.com/office/drawing/2015/9/8/chartex" xmlns:cx2="http://schemas.microsoft.com/office/drawing/2015/10/21/chartex" xmlns:cx3="http://schemas.microsoft.com/office/drawing/2016/5/9/chartex" xmlns:cx4="http://schemas.microsoft.com/office/drawing/2016/5/10/chartex" xmlns:cx5="http://schemas.microsoft.com/office/drawing/2016/5/11/chartex" xmlns:cx6="http://schemas.microsoft.com/office/drawing/2016/5/12/chartex" xmlns:cx7="http://schemas.microsoft.com/office/drawing/2016/5/13/chartex" xmlns:cx8="http://schemas.microsoft.com/office/drawing/2016/5/14/chartex" xmlns:mc="http://schemas.openxmlformats.org/markup-compatibility/2006" xmlns:aink="http://schemas.microsoft.com/office/drawing/2016/ink" xmlns:am3d="http://schemas.microsoft.com/office/drawing/2017/model3d" xmlns:o="urn:schemas-microsoft-com:office:office" xmlns:r="http://schemas.openxmlformats.org/officeDocument/2006/relationships" xmlns:m="http://schemas.openxmlformats.org/officeDocument/2006/math" xmlns:v="urn:schemas-microsoft-com:vml" xmlns:wp14="http://schemas.microsoft.com/office/word/2010/wordprocessingDrawing" xmlns:wp="http://schemas.openxmlformats.org/drawingml/2006/wordprocessingDrawing" xmlns:w10="urn:schemas-microsoft-com:office:word" xmlns:w="http://schemas.openxmlformats.org/wordprocessingml/2006/main" xmlns:w14="http://schemas.microsoft.com/office/word/2010/wordml" xmlns:w15="http://schemas.microsoft.com/office/word/2012/wordml" xmlns:w16cex="http://schemas.microsoft.com/office/word/2018/wordml/cex" xmlns:w16cid="http://schemas.microsoft.com/office/word/2016/wordml/cid" xmlns:w16="http://schemas.microsoft.com/office/word/2018/wordml" xmlns:w16se="http://schemas.microsoft.com/office/word/2015/wordml/symex" xmlns:wpg="http://schemas.microsoft.com/office/word/2010/wordprocessingGroup" xmlns:wpi="http://schemas.microsoft.com/office/word/2010/wordprocessingInk" xmlns:wne="http://schemas.microsoft.com/office/word/2006/wordml" xmlns:wps="http://schemas.microsoft.com/office/word/2010/wordprocessingShape" mc:Ignorable="w14 w15 w16se w16cid w16 w16cex wp14">
+<w:endnotes xmlns:wpc="http://schemas.microsoft.com/office/word/2010/wordprocessingCanvas" xmlns:cx="http://schemas.microsoft.com/office/drawing/2014/chartex" xmlns:cx1="http://schemas.microsoft.com/office/drawing/2015/9/8/chartex" xmlns:cx2="http://schemas.microsoft.com/office/drawing/2015/10/21/chartex" xmlns:cx3="http://schemas.microsoft.com/office/drawing/2016/5/9/chartex" xmlns:cx4="http://schemas.microsoft.com/office/drawing/2016/5/10/chartex" xmlns:cx5="http://schemas.microsoft.com/office/drawing/2016/5/11/chartex" xmlns:cx6="http://schemas.microsoft.com/office/drawing/2016/5/12/chartex" xmlns:cx7="http://schemas.microsoft.com/office/drawing/2016/5/13/chartex" xmlns:cx8="http://schemas.microsoft.com/office/drawing/2016/5/14/chartex" xmlns:mc="http://schemas.openxmlformats.org/markup-compatibility/2006" xmlns:aink="http://schemas.microsoft.com/office/drawing/2016/ink" xmlns:am3d="http://schemas.microsoft.com/office/drawing/2017/model3d" xmlns:o="urn:schemas-microsoft-com:office:office" xmlns:r="http://schemas.openxmlformats.org/officeDocument/2006/relationships" xmlns:m="http://schemas.openxmlformats.org/officeDocument/2006/math" xmlns:v="urn:schemas-microsoft-com:vml" xmlns:wp14="http://schemas.microsoft.com/office/word/2010/wordprocessingDrawing" xmlns:wp="http://schemas.openxmlformats.org/drawingml/2006/wordprocessingDrawing" xmlns:w10="urn:schemas-microsoft-com:office:word" xmlns:w="http://schemas.openxmlformats.org/wordprocessingml/2006/main" xmlns:w14="http://schemas.microsoft.com/office/word/2010/wordml" xmlns:w15="http://schemas.microsoft.com/office/word/2012/wordml" xmlns:w16cex="http://schemas.microsoft.com/office/word/2018/wordml/cex" xmlns:w16cid="http://schemas.microsoft.com/office/word/2016/wordml/cid" xmlns:w16="http://schemas.microsoft.com/office/word/2018/wordml" xmlns:w16sdtdh="http://schemas.microsoft.com/office/word/2020/wordml/sdtdatahash" xmlns:w16se="http://schemas.microsoft.com/office/word/2015/wordml/symex" xmlns:wpg="http://schemas.microsoft.com/office/word/2010/wordprocessingGroup" xmlns:wpi="http://schemas.microsoft.com/office/word/2010/wordprocessingInk" xmlns:wne="http://schemas.microsoft.com/office/word/2006/wordml" xmlns:wps="http://schemas.microsoft.com/office/word/2010/wordprocessingShape" mc:Ignorable="w14 w15 w16se w16cid w16 w16cex w16sdtdh wp14">
   <w:endnote w:type="separator" w:id="-1">
     <w:p>
       <w:r>
@@ -1248,7 +1556,7 @@
 </file>
 
 <file path=word/footer1.xml><?xml version="1.0" encoding="utf-8"?>
-<w:ftr xmlns:wpc="http://schemas.microsoft.com/office/word/2010/wordprocessingCanvas" xmlns:cx="http://schemas.microsoft.com/office/drawing/2014/chartex" xmlns:cx1="http://schemas.microsoft.com/office/drawing/2015/9/8/chartex" xmlns:cx2="http://schemas.microsoft.com/office/drawing/2015/10/21/chartex" xmlns:cx3="http://schemas.microsoft.com/office/drawing/2016/5/9/chartex" xmlns:cx4="http://schemas.microsoft.com/office/drawing/2016/5/10/chartex" xmlns:cx5="http://schemas.microsoft.com/office/drawing/2016/5/11/chartex" xmlns:cx6="http://schemas.microsoft.com/office/drawing/2016/5/12/chartex" xmlns:cx7="http://schemas.microsoft.com/office/drawing/2016/5/13/chartex" xmlns:cx8="http://schemas.microsoft.com/office/drawing/2016/5/14/chartex" xmlns:mc="http://schemas.openxmlformats.org/markup-compatibility/2006" xmlns:aink="http://schemas.microsoft.com/office/drawing/2016/ink" xmlns:am3d="http://schemas.microsoft.com/office/drawing/2017/model3d" xmlns:o="urn:schemas-microsoft-com:office:office" xmlns:r="http://schemas.openxmlformats.org/officeDocument/2006/relationships" xmlns:m="http://schemas.openxmlformats.org/officeDocument/2006/math" xmlns:v="urn:schemas-microsoft-com:vml" xmlns:wp14="http://schemas.microsoft.com/office/word/2010/wordprocessingDrawing" xmlns:wp="http://schemas.openxmlformats.org/drawingml/2006/wordprocessingDrawing" xmlns:w10="urn:schemas-microsoft-com:office:word" xmlns:w="http://schemas.openxmlformats.org/wordprocessingml/2006/main" xmlns:w14="http://schemas.microsoft.com/office/word/2010/wordml" xmlns:w15="http://schemas.microsoft.com/office/word/2012/wordml" xmlns:w16cex="http://schemas.microsoft.com/office/word/2018/wordml/cex" xmlns:w16cid="http://schemas.microsoft.com/office/word/2016/wordml/cid" xmlns:w16="http://schemas.microsoft.com/office/word/2018/wordml" xmlns:w16se="http://schemas.microsoft.com/office/word/2015/wordml/symex" xmlns:wpg="http://schemas.microsoft.com/office/word/2010/wordprocessingGroup" xmlns:wpi="http://schemas.microsoft.com/office/word/2010/wordprocessingInk" xmlns:wne="http://schemas.microsoft.com/office/word/2006/wordml" xmlns:wps="http://schemas.microsoft.com/office/word/2010/wordprocessingShape" mc:Ignorable="w14 w15 w16se w16cid w16 w16cex wp14">
+<w:ftr xmlns:wpc="http://schemas.microsoft.com/office/word/2010/wordprocessingCanvas" xmlns:cx="http://schemas.microsoft.com/office/drawing/2014/chartex" xmlns:cx1="http://schemas.microsoft.com/office/drawing/2015/9/8/chartex" xmlns:cx2="http://schemas.microsoft.com/office/drawing/2015/10/21/chartex" xmlns:cx3="http://schemas.microsoft.com/office/drawing/2016/5/9/chartex" xmlns:cx4="http://schemas.microsoft.com/office/drawing/2016/5/10/chartex" xmlns:cx5="http://schemas.microsoft.com/office/drawing/2016/5/11/chartex" xmlns:cx6="http://schemas.microsoft.com/office/drawing/2016/5/12/chartex" xmlns:cx7="http://schemas.microsoft.com/office/drawing/2016/5/13/chartex" xmlns:cx8="http://schemas.microsoft.com/office/drawing/2016/5/14/chartex" xmlns:mc="http://schemas.openxmlformats.org/markup-compatibility/2006" xmlns:aink="http://schemas.microsoft.com/office/drawing/2016/ink" xmlns:am3d="http://schemas.microsoft.com/office/drawing/2017/model3d" xmlns:o="urn:schemas-microsoft-com:office:office" xmlns:r="http://schemas.openxmlformats.org/officeDocument/2006/relationships" xmlns:m="http://schemas.openxmlformats.org/officeDocument/2006/math" xmlns:v="urn:schemas-microsoft-com:vml" xmlns:wp14="http://schemas.microsoft.com/office/word/2010/wordprocessingDrawing" xmlns:wp="http://schemas.openxmlformats.org/drawingml/2006/wordprocessingDrawing" xmlns:w10="urn:schemas-microsoft-com:office:word" xmlns:w="http://schemas.openxmlformats.org/wordprocessingml/2006/main" xmlns:w14="http://schemas.microsoft.com/office/word/2010/wordml" xmlns:w15="http://schemas.microsoft.com/office/word/2012/wordml" xmlns:w16cex="http://schemas.microsoft.com/office/word/2018/wordml/cex" xmlns:w16cid="http://schemas.microsoft.com/office/word/2016/wordml/cid" xmlns:w16="http://schemas.microsoft.com/office/word/2018/wordml" xmlns:w16sdtdh="http://schemas.microsoft.com/office/word/2020/wordml/sdtdatahash" xmlns:w16se="http://schemas.microsoft.com/office/word/2015/wordml/symex" xmlns:wpg="http://schemas.microsoft.com/office/word/2010/wordprocessingGroup" xmlns:wpi="http://schemas.microsoft.com/office/word/2010/wordprocessingInk" xmlns:wne="http://schemas.microsoft.com/office/word/2006/wordml" xmlns:wps="http://schemas.microsoft.com/office/word/2010/wordprocessingShape" mc:Ignorable="w14 w15 w16se w16cid w16 w16cex w16sdtdh wp14">
   <w:sdt>
     <w:sdtPr>
       <w:id w:val="813606279"/>
@@ -1295,7 +1603,7 @@
 </file>
 
 <file path=word/footnotes.xml><?xml version="1.0" encoding="utf-8"?>
-<w:footnotes xmlns:wpc="http://schemas.microsoft.com/office/word/2010/wordprocessingCanvas" xmlns:cx="http://schemas.microsoft.com/office/drawing/2014/chartex" xmlns:cx1="http://schemas.microsoft.com/office/drawing/2015/9/8/chartex" xmlns:cx2="http://schemas.microsoft.com/office/drawing/2015/10/21/chartex" xmlns:cx3="http://schemas.microsoft.com/office/drawing/2016/5/9/chartex" xmlns:cx4="http://schemas.microsoft.com/office/drawing/2016/5/10/chartex" xmlns:cx5="http://schemas.microsoft.com/office/drawing/2016/5/11/chartex" xmlns:cx6="http://schemas.microsoft.com/office/drawing/2016/5/12/chartex" xmlns:cx7="http://schemas.microsoft.com/office/drawing/2016/5/13/chartex" xmlns:cx8="http://schemas.microsoft.com/office/drawing/2016/5/14/chartex" xmlns:mc="http://schemas.openxmlformats.org/markup-compatibility/2006" xmlns:aink="http://schemas.microsoft.com/office/drawing/2016/ink" xmlns:am3d="http://schemas.microsoft.com/office/drawing/2017/model3d" xmlns:o="urn:schemas-microsoft-com:office:office" xmlns:r="http://schemas.openxmlformats.org/officeDocument/2006/relationships" xmlns:m="http://schemas.openxmlformats.org/officeDocument/2006/math" xmlns:v="urn:schemas-microsoft-com:vml" xmlns:wp14="http://schemas.microsoft.com/office/word/2010/wordprocessingDrawing" xmlns:wp="http://schemas.openxmlformats.org/drawingml/2006/wordprocessingDrawing" xmlns:w10="urn:schemas-microsoft-com:office:word" xmlns:w="http://schemas.openxmlformats.org/wordprocessingml/2006/main" xmlns:w14="http://schemas.microsoft.com/office/word/2010/wordml" xmlns:w15="http://schemas.microsoft.com/office/word/2012/wordml" xmlns:w16cex="http://schemas.microsoft.com/office/word/2018/wordml/cex" xmlns:w16cid="http://schemas.microsoft.com/office/word/2016/wordml/cid" xmlns:w16="http://schemas.microsoft.com/office/word/2018/wordml" xmlns:w16se="http://schemas.microsoft.com/office/word/2015/wordml/symex" xmlns:wpg="http://schemas.microsoft.com/office/word/2010/wordprocessingGroup" xmlns:wpi="http://schemas.microsoft.com/office/word/2010/wordprocessingInk" xmlns:wne="http://schemas.microsoft.com/office/word/2006/wordml" xmlns:wps="http://schemas.microsoft.com/office/word/2010/wordprocessingShape" mc:Ignorable="w14 w15 w16se w16cid w16 w16cex wp14">
+<w:footnotes xmlns:wpc="http://schemas.microsoft.com/office/word/2010/wordprocessingCanvas" xmlns:cx="http://schemas.microsoft.com/office/drawing/2014/chartex" xmlns:cx1="http://schemas.microsoft.com/office/drawing/2015/9/8/chartex" xmlns:cx2="http://schemas.microsoft.com/office/drawing/2015/10/21/chartex" xmlns:cx3="http://schemas.microsoft.com/office/drawing/2016/5/9/chartex" xmlns:cx4="http://schemas.microsoft.com/office/drawing/2016/5/10/chartex" xmlns:cx5="http://schemas.microsoft.com/office/drawing/2016/5/11/chartex" xmlns:cx6="http://schemas.microsoft.com/office/drawing/2016/5/12/chartex" xmlns:cx7="http://schemas.microsoft.com/office/drawing/2016/5/13/chartex" xmlns:cx8="http://schemas.microsoft.com/office/drawing/2016/5/14/chartex" xmlns:mc="http://schemas.openxmlformats.org/markup-compatibility/2006" xmlns:aink="http://schemas.microsoft.com/office/drawing/2016/ink" xmlns:am3d="http://schemas.microsoft.com/office/drawing/2017/model3d" xmlns:o="urn:schemas-microsoft-com:office:office" xmlns:r="http://schemas.openxmlformats.org/officeDocument/2006/relationships" xmlns:m="http://schemas.openxmlformats.org/officeDocument/2006/math" xmlns:v="urn:schemas-microsoft-com:vml" xmlns:wp14="http://schemas.microsoft.com/office/word/2010/wordprocessingDrawing" xmlns:wp="http://schemas.openxmlformats.org/drawingml/2006/wordprocessingDrawing" xmlns:w10="urn:schemas-microsoft-com:office:word" xmlns:w="http://schemas.openxmlformats.org/wordprocessingml/2006/main" xmlns:w14="http://schemas.microsoft.com/office/word/2010/wordml" xmlns:w15="http://schemas.microsoft.com/office/word/2012/wordml" xmlns:w16cex="http://schemas.microsoft.com/office/word/2018/wordml/cex" xmlns:w16cid="http://schemas.microsoft.com/office/word/2016/wordml/cid" xmlns:w16="http://schemas.microsoft.com/office/word/2018/wordml" xmlns:w16sdtdh="http://schemas.microsoft.com/office/word/2020/wordml/sdtdatahash" xmlns:w16se="http://schemas.microsoft.com/office/word/2015/wordml/symex" xmlns:wpg="http://schemas.microsoft.com/office/word/2010/wordprocessingGroup" xmlns:wpi="http://schemas.microsoft.com/office/word/2010/wordprocessingInk" xmlns:wne="http://schemas.microsoft.com/office/word/2006/wordml" xmlns:wps="http://schemas.microsoft.com/office/word/2010/wordprocessingShape" mc:Ignorable="w14 w15 w16se w16cid w16 w16cex w16sdtdh wp14">
   <w:footnote w:type="separator" w:id="-1">
     <w:p>
       <w:r>
@@ -1318,7 +1626,7 @@
 </file>
 
 <file path=word/header1.xml><?xml version="1.0" encoding="utf-8"?>
-<w:hdr xmlns:wpc="http://schemas.microsoft.com/office/word/2010/wordprocessingCanvas" xmlns:cx="http://schemas.microsoft.com/office/drawing/2014/chartex" xmlns:cx1="http://schemas.microsoft.com/office/drawing/2015/9/8/chartex" xmlns:cx2="http://schemas.microsoft.com/office/drawing/2015/10/21/chartex" xmlns:cx3="http://schemas.microsoft.com/office/drawing/2016/5/9/chartex" xmlns:cx4="http://schemas.microsoft.com/office/drawing/2016/5/10/chartex" xmlns:cx5="http://schemas.microsoft.com/office/drawing/2016/5/11/chartex" xmlns:cx6="http://schemas.microsoft.com/office/drawing/2016/5/12/chartex" xmlns:cx7="http://schemas.microsoft.com/office/drawing/2016/5/13/chartex" xmlns:cx8="http://schemas.microsoft.com/office/drawing/2016/5/14/chartex" xmlns:mc="http://schemas.openxmlformats.org/markup-compatibility/2006" xmlns:aink="http://schemas.microsoft.com/office/drawing/2016/ink" xmlns:am3d="http://schemas.microsoft.com/office/drawing/2017/model3d" xmlns:o="urn:schemas-microsoft-com:office:office" xmlns:r="http://schemas.openxmlformats.org/officeDocument/2006/relationships" xmlns:m="http://schemas.openxmlformats.org/officeDocument/2006/math" xmlns:v="urn:schemas-microsoft-com:vml" xmlns:wp14="http://schemas.microsoft.com/office/word/2010/wordprocessingDrawing" xmlns:wp="http://schemas.openxmlformats.org/drawingml/2006/wordprocessingDrawing" xmlns:w10="urn:schemas-microsoft-com:office:word" xmlns:w="http://schemas.openxmlformats.org/wordprocessingml/2006/main" xmlns:w14="http://schemas.microsoft.com/office/word/2010/wordml" xmlns:w15="http://schemas.microsoft.com/office/word/2012/wordml" xmlns:w16cex="http://schemas.microsoft.com/office/word/2018/wordml/cex" xmlns:w16cid="http://schemas.microsoft.com/office/word/2016/wordml/cid" xmlns:w16="http://schemas.microsoft.com/office/word/2018/wordml" xmlns:w16se="http://schemas.microsoft.com/office/word/2015/wordml/symex" xmlns:wpg="http://schemas.microsoft.com/office/word/2010/wordprocessingGroup" xmlns:wpi="http://schemas.microsoft.com/office/word/2010/wordprocessingInk" xmlns:wne="http://schemas.microsoft.com/office/word/2006/wordml" xmlns:wps="http://schemas.microsoft.com/office/word/2010/wordprocessingShape" mc:Ignorable="w14 w15 w16se w16cid w16 w16cex wp14">
+<w:hdr xmlns:wpc="http://schemas.microsoft.com/office/word/2010/wordprocessingCanvas" xmlns:cx="http://schemas.microsoft.com/office/drawing/2014/chartex" xmlns:cx1="http://schemas.microsoft.com/office/drawing/2015/9/8/chartex" xmlns:cx2="http://schemas.microsoft.com/office/drawing/2015/10/21/chartex" xmlns:cx3="http://schemas.microsoft.com/office/drawing/2016/5/9/chartex" xmlns:cx4="http://schemas.microsoft.com/office/drawing/2016/5/10/chartex" xmlns:cx5="http://schemas.microsoft.com/office/drawing/2016/5/11/chartex" xmlns:cx6="http://schemas.microsoft.com/office/drawing/2016/5/12/chartex" xmlns:cx7="http://schemas.microsoft.com/office/drawing/2016/5/13/chartex" xmlns:cx8="http://schemas.microsoft.com/office/drawing/2016/5/14/chartex" xmlns:mc="http://schemas.openxmlformats.org/markup-compatibility/2006" xmlns:aink="http://schemas.microsoft.com/office/drawing/2016/ink" xmlns:am3d="http://schemas.microsoft.com/office/drawing/2017/model3d" xmlns:o="urn:schemas-microsoft-com:office:office" xmlns:r="http://schemas.openxmlformats.org/officeDocument/2006/relationships" xmlns:m="http://schemas.openxmlformats.org/officeDocument/2006/math" xmlns:v="urn:schemas-microsoft-com:vml" xmlns:wp14="http://schemas.microsoft.com/office/word/2010/wordprocessingDrawing" xmlns:wp="http://schemas.openxmlformats.org/drawingml/2006/wordprocessingDrawing" xmlns:w10="urn:schemas-microsoft-com:office:word" xmlns:w="http://schemas.openxmlformats.org/wordprocessingml/2006/main" xmlns:w14="http://schemas.microsoft.com/office/word/2010/wordml" xmlns:w15="http://schemas.microsoft.com/office/word/2012/wordml" xmlns:w16cex="http://schemas.microsoft.com/office/word/2018/wordml/cex" xmlns:w16cid="http://schemas.microsoft.com/office/word/2016/wordml/cid" xmlns:w16="http://schemas.microsoft.com/office/word/2018/wordml" xmlns:w16sdtdh="http://schemas.microsoft.com/office/word/2020/wordml/sdtdatahash" xmlns:w16se="http://schemas.microsoft.com/office/word/2015/wordml/symex" xmlns:wpg="http://schemas.microsoft.com/office/word/2010/wordprocessingGroup" xmlns:wpi="http://schemas.microsoft.com/office/word/2010/wordprocessingInk" xmlns:wne="http://schemas.microsoft.com/office/word/2006/wordml" xmlns:wps="http://schemas.microsoft.com/office/word/2010/wordprocessingShape" mc:Ignorable="w14 w15 w16se w16cid w16 w16cex w16sdtdh wp14">
   <w:p>
     <w:pPr>
       <w:pStyle w:val="Header"/>
@@ -1412,7 +1720,7 @@
 </file>
 
 <file path=word/numbering.xml><?xml version="1.0" encoding="utf-8"?>
-<w:numbering xmlns:wpc="http://schemas.microsoft.com/office/word/2010/wordprocessingCanvas" xmlns:cx="http://schemas.microsoft.com/office/drawing/2014/chartex" xmlns:cx1="http://schemas.microsoft.com/office/drawing/2015/9/8/chartex" xmlns:cx2="http://schemas.microsoft.com/office/drawing/2015/10/21/chartex" xmlns:cx3="http://schemas.microsoft.com/office/drawing/2016/5/9/chartex" xmlns:cx4="http://schemas.microsoft.com/office/drawing/2016/5/10/chartex" xmlns:cx5="http://schemas.microsoft.com/office/drawing/2016/5/11/chartex" xmlns:cx6="http://schemas.microsoft.com/office/drawing/2016/5/12/chartex" xmlns:cx7="http://schemas.microsoft.com/office/drawing/2016/5/13/chartex" xmlns:cx8="http://schemas.microsoft.com/office/drawing/2016/5/14/chartex" xmlns:mc="http://schemas.openxmlformats.org/markup-compatibility/2006" xmlns:aink="http://schemas.microsoft.com/office/drawing/2016/ink" xmlns:am3d="http://schemas.microsoft.com/office/drawing/2017/model3d" xmlns:o="urn:schemas-microsoft-com:office:office" xmlns:r="http://schemas.openxmlformats.org/officeDocument/2006/relationships" xmlns:m="http://schemas.openxmlformats.org/officeDocument/2006/math" xmlns:v="urn:schemas-microsoft-com:vml" xmlns:wp14="http://schemas.microsoft.com/office/word/2010/wordprocessingDrawing" xmlns:wp="http://schemas.openxmlformats.org/drawingml/2006/wordprocessingDrawing" xmlns:w10="urn:schemas-microsoft-com:office:word" xmlns:w="http://schemas.openxmlformats.org/wordprocessingml/2006/main" xmlns:w14="http://schemas.microsoft.com/office/word/2010/wordml" xmlns:w15="http://schemas.microsoft.com/office/word/2012/wordml" xmlns:w16cex="http://schemas.microsoft.com/office/word/2018/wordml/cex" xmlns:w16cid="http://schemas.microsoft.com/office/word/2016/wordml/cid" xmlns:w16="http://schemas.microsoft.com/office/word/2018/wordml" xmlns:w16se="http://schemas.microsoft.com/office/word/2015/wordml/symex" xmlns:wpg="http://schemas.microsoft.com/office/word/2010/wordprocessingGroup" xmlns:wpi="http://schemas.microsoft.com/office/word/2010/wordprocessingInk" xmlns:wne="http://schemas.microsoft.com/office/word/2006/wordml" xmlns:wps="http://schemas.microsoft.com/office/word/2010/wordprocessingShape" mc:Ignorable="w14 w15 w16se w16cid w16 w16cex wp14">
+<w:numbering xmlns:wpc="http://schemas.microsoft.com/office/word/2010/wordprocessingCanvas" xmlns:cx="http://schemas.microsoft.com/office/drawing/2014/chartex" xmlns:cx1="http://schemas.microsoft.com/office/drawing/2015/9/8/chartex" xmlns:cx2="http://schemas.microsoft.com/office/drawing/2015/10/21/chartex" xmlns:cx3="http://schemas.microsoft.com/office/drawing/2016/5/9/chartex" xmlns:cx4="http://schemas.microsoft.com/office/drawing/2016/5/10/chartex" xmlns:cx5="http://schemas.microsoft.com/office/drawing/2016/5/11/chartex" xmlns:cx6="http://schemas.microsoft.com/office/drawing/2016/5/12/chartex" xmlns:cx7="http://schemas.microsoft.com/office/drawing/2016/5/13/chartex" xmlns:cx8="http://schemas.microsoft.com/office/drawing/2016/5/14/chartex" xmlns:mc="http://schemas.openxmlformats.org/markup-compatibility/2006" xmlns:aink="http://schemas.microsoft.com/office/drawing/2016/ink" xmlns:am3d="http://schemas.microsoft.com/office/drawing/2017/model3d" xmlns:o="urn:schemas-microsoft-com:office:office" xmlns:r="http://schemas.openxmlformats.org/officeDocument/2006/relationships" xmlns:m="http://schemas.openxmlformats.org/officeDocument/2006/math" xmlns:v="urn:schemas-microsoft-com:vml" xmlns:wp14="http://schemas.microsoft.com/office/word/2010/wordprocessingDrawing" xmlns:wp="http://schemas.openxmlformats.org/drawingml/2006/wordprocessingDrawing" xmlns:w10="urn:schemas-microsoft-com:office:word" xmlns:w="http://schemas.openxmlformats.org/wordprocessingml/2006/main" xmlns:w14="http://schemas.microsoft.com/office/word/2010/wordml" xmlns:w15="http://schemas.microsoft.com/office/word/2012/wordml" xmlns:w16cex="http://schemas.microsoft.com/office/word/2018/wordml/cex" xmlns:w16cid="http://schemas.microsoft.com/office/word/2016/wordml/cid" xmlns:w16="http://schemas.microsoft.com/office/word/2018/wordml" xmlns:w16sdtdh="http://schemas.microsoft.com/office/word/2020/wordml/sdtdatahash" xmlns:w16se="http://schemas.microsoft.com/office/word/2015/wordml/symex" xmlns:wpg="http://schemas.microsoft.com/office/word/2010/wordprocessingGroup" xmlns:wpi="http://schemas.microsoft.com/office/word/2010/wordprocessingInk" xmlns:wne="http://schemas.microsoft.com/office/word/2006/wordml" xmlns:wps="http://schemas.microsoft.com/office/word/2010/wordprocessingShape" mc:Ignorable="w14 w15 w16se w16cid w16 w16cex w16sdtdh wp14">
   <w:abstractNum w:abstractNumId="0" w15:restartNumberingAfterBreak="0">
     <w:nsid w:val="FFFFFF7C"/>
     <w:multiLevelType w:val="singleLevel"/>
@@ -1605,6 +1913,119 @@
     </w:lvl>
   </w:abstractNum>
   <w:abstractNum w:abstractNumId="10" w15:restartNumberingAfterBreak="0">
+    <w:nsid w:val="01BC47AC"/>
+    <w:multiLevelType w:val="hybridMultilevel"/>
+    <w:tmpl w:val="4EB49D52"/>
+    <w:lvl w:ilvl="0" w:tplc="04090001">
+      <w:start w:val="1"/>
+      <w:numFmt w:val="bullet"/>
+      <w:lvlText w:val=""/>
+      <w:lvlJc w:val="left"/>
+      <w:pPr>
+        <w:ind w:left="720" w:hanging="360"/>
+      </w:pPr>
+      <w:rPr>
+        <w:rFonts w:ascii="Symbol" w:hAnsi="Symbol" w:hint="default"/>
+      </w:rPr>
+    </w:lvl>
+    <w:lvl w:ilvl="1" w:tplc="04090003" w:tentative="1">
+      <w:start w:val="1"/>
+      <w:numFmt w:val="bullet"/>
+      <w:lvlText w:val="o"/>
+      <w:lvlJc w:val="left"/>
+      <w:pPr>
+        <w:ind w:left="1440" w:hanging="360"/>
+      </w:pPr>
+      <w:rPr>
+        <w:rFonts w:ascii="Courier New" w:hAnsi="Courier New" w:cs="Courier New" w:hint="default"/>
+      </w:rPr>
+    </w:lvl>
+    <w:lvl w:ilvl="2" w:tplc="04090005" w:tentative="1">
+      <w:start w:val="1"/>
+      <w:numFmt w:val="bullet"/>
+      <w:lvlText w:val=""/>
+      <w:lvlJc w:val="left"/>
+      <w:pPr>
+        <w:ind w:left="2160" w:hanging="360"/>
+      </w:pPr>
+      <w:rPr>
+        <w:rFonts w:ascii="Wingdings" w:hAnsi="Wingdings" w:hint="default"/>
+      </w:rPr>
+    </w:lvl>
+    <w:lvl w:ilvl="3" w:tplc="04090001" w:tentative="1">
+      <w:start w:val="1"/>
+      <w:numFmt w:val="bullet"/>
+      <w:lvlText w:val=""/>
+      <w:lvlJc w:val="left"/>
+      <w:pPr>
+        <w:ind w:left="2880" w:hanging="360"/>
+      </w:pPr>
+      <w:rPr>
+        <w:rFonts w:ascii="Symbol" w:hAnsi="Symbol" w:hint="default"/>
+      </w:rPr>
+    </w:lvl>
+    <w:lvl w:ilvl="4" w:tplc="04090003" w:tentative="1">
+      <w:start w:val="1"/>
+      <w:numFmt w:val="bullet"/>
+      <w:lvlText w:val="o"/>
+      <w:lvlJc w:val="left"/>
+      <w:pPr>
+        <w:ind w:left="3600" w:hanging="360"/>
+      </w:pPr>
+      <w:rPr>
+        <w:rFonts w:ascii="Courier New" w:hAnsi="Courier New" w:cs="Courier New" w:hint="default"/>
+      </w:rPr>
+    </w:lvl>
+    <w:lvl w:ilvl="5" w:tplc="04090005" w:tentative="1">
+      <w:start w:val="1"/>
+      <w:numFmt w:val="bullet"/>
+      <w:lvlText w:val=""/>
+      <w:lvlJc w:val="left"/>
+      <w:pPr>
+        <w:ind w:left="4320" w:hanging="360"/>
+      </w:pPr>
+      <w:rPr>
+        <w:rFonts w:ascii="Wingdings" w:hAnsi="Wingdings" w:hint="default"/>
+      </w:rPr>
+    </w:lvl>
+    <w:lvl w:ilvl="6" w:tplc="04090001" w:tentative="1">
+      <w:start w:val="1"/>
+      <w:numFmt w:val="bullet"/>
+      <w:lvlText w:val=""/>
+      <w:lvlJc w:val="left"/>
+      <w:pPr>
+        <w:ind w:left="5040" w:hanging="360"/>
+      </w:pPr>
+      <w:rPr>
+        <w:rFonts w:ascii="Symbol" w:hAnsi="Symbol" w:hint="default"/>
+      </w:rPr>
+    </w:lvl>
+    <w:lvl w:ilvl="7" w:tplc="04090003" w:tentative="1">
+      <w:start w:val="1"/>
+      <w:numFmt w:val="bullet"/>
+      <w:lvlText w:val="o"/>
+      <w:lvlJc w:val="left"/>
+      <w:pPr>
+        <w:ind w:left="5760" w:hanging="360"/>
+      </w:pPr>
+      <w:rPr>
+        <w:rFonts w:ascii="Courier New" w:hAnsi="Courier New" w:cs="Courier New" w:hint="default"/>
+      </w:rPr>
+    </w:lvl>
+    <w:lvl w:ilvl="8" w:tplc="04090005" w:tentative="1">
+      <w:start w:val="1"/>
+      <w:numFmt w:val="bullet"/>
+      <w:lvlText w:val=""/>
+      <w:lvlJc w:val="left"/>
+      <w:pPr>
+        <w:ind w:left="6480" w:hanging="360"/>
+      </w:pPr>
+      <w:rPr>
+        <w:rFonts w:ascii="Wingdings" w:hAnsi="Wingdings" w:hint="default"/>
+      </w:rPr>
+    </w:lvl>
+  </w:abstractNum>
+  <w:abstractNum w:abstractNumId="11" w15:restartNumberingAfterBreak="0">
     <w:nsid w:val="19FD4007"/>
     <w:multiLevelType w:val="multilevel"/>
     <w:tmpl w:val="9148F2AC"/>
@@ -1724,7 +2145,7 @@
       </w:rPr>
     </w:lvl>
   </w:abstractNum>
-  <w:abstractNum w:abstractNumId="11" w15:restartNumberingAfterBreak="0">
+  <w:abstractNum w:abstractNumId="12" w15:restartNumberingAfterBreak="0">
     <w:nsid w:val="1DEF0508"/>
     <w:multiLevelType w:val="multilevel"/>
     <w:tmpl w:val="4AAE5072"/>
@@ -1873,7 +2294,7 @@
       </w:rPr>
     </w:lvl>
   </w:abstractNum>
-  <w:abstractNum w:abstractNumId="12" w15:restartNumberingAfterBreak="0">
+  <w:abstractNum w:abstractNumId="13" w15:restartNumberingAfterBreak="0">
     <w:nsid w:val="2F2D1265"/>
     <w:multiLevelType w:val="multilevel"/>
     <w:tmpl w:val="81228616"/>
@@ -1995,7 +2416,7 @@
       </w:rPr>
     </w:lvl>
   </w:abstractNum>
-  <w:abstractNum w:abstractNumId="13" w15:restartNumberingAfterBreak="0">
+  <w:abstractNum w:abstractNumId="14" w15:restartNumberingAfterBreak="0">
     <w:nsid w:val="4D2B202E"/>
     <w:multiLevelType w:val="multilevel"/>
     <w:tmpl w:val="04090023"/>
@@ -2082,7 +2503,7 @@
       </w:pPr>
     </w:lvl>
   </w:abstractNum>
-  <w:abstractNum w:abstractNumId="14" w15:restartNumberingAfterBreak="0">
+  <w:abstractNum w:abstractNumId="15" w15:restartNumberingAfterBreak="0">
     <w:nsid w:val="6E4D3CA4"/>
     <w:multiLevelType w:val="multilevel"/>
     <w:tmpl w:val="3022149A"/>
@@ -2244,19 +2665,19 @@
     <w:abstractNumId w:val="6"/>
   </w:num>
   <w:num w:numId="5">
-    <w:abstractNumId w:val="10"/>
+    <w:abstractNumId w:val="11"/>
   </w:num>
   <w:num w:numId="6">
     <w:abstractNumId w:val="3"/>
   </w:num>
   <w:num w:numId="7">
-    <w:abstractNumId w:val="12"/>
+    <w:abstractNumId w:val="13"/>
   </w:num>
   <w:num w:numId="8">
     <w:abstractNumId w:val="2"/>
   </w:num>
   <w:num w:numId="9">
-    <w:abstractNumId w:val="13"/>
+    <w:abstractNumId w:val="14"/>
   </w:num>
   <w:num w:numId="10">
     <w:abstractNumId w:val="5"/>
@@ -2271,16 +2692,19 @@
     <w:abstractNumId w:val="0"/>
   </w:num>
   <w:num w:numId="14">
-    <w:abstractNumId w:val="14"/>
+    <w:abstractNumId w:val="15"/>
   </w:num>
   <w:num w:numId="15">
-    <w:abstractNumId w:val="11"/>
+    <w:abstractNumId w:val="12"/>
+  </w:num>
+  <w:num w:numId="16">
+    <w:abstractNumId w:val="10"/>
   </w:num>
 </w:numbering>
 </file>
 
 <file path=word/styles.xml><?xml version="1.0" encoding="utf-8"?>
-<w:styles xmlns:mc="http://schemas.openxmlformats.org/markup-compatibility/2006" xmlns:r="http://schemas.openxmlformats.org/officeDocument/2006/relationships" xmlns:w="http://schemas.openxmlformats.org/wordprocessingml/2006/main" xmlns:w14="http://schemas.microsoft.com/office/word/2010/wordml" xmlns:w15="http://schemas.microsoft.com/office/word/2012/wordml" xmlns:w16cex="http://schemas.microsoft.com/office/word/2018/wordml/cex" xmlns:w16cid="http://schemas.microsoft.com/office/word/2016/wordml/cid" xmlns:w16="http://schemas.microsoft.com/office/word/2018/wordml" xmlns:w16se="http://schemas.microsoft.com/office/word/2015/wordml/symex" mc:Ignorable="w14 w15 w16se w16cid w16 w16cex">
+<w:styles xmlns:mc="http://schemas.openxmlformats.org/markup-compatibility/2006" xmlns:r="http://schemas.openxmlformats.org/officeDocument/2006/relationships" xmlns:w="http://schemas.openxmlformats.org/wordprocessingml/2006/main" xmlns:w14="http://schemas.microsoft.com/office/word/2010/wordml" xmlns:w15="http://schemas.microsoft.com/office/word/2012/wordml" xmlns:w16cex="http://schemas.microsoft.com/office/word/2018/wordml/cex" xmlns:w16cid="http://schemas.microsoft.com/office/word/2016/wordml/cid" xmlns:w16="http://schemas.microsoft.com/office/word/2018/wordml" xmlns:w16sdtdh="http://schemas.microsoft.com/office/word/2020/wordml/sdtdatahash" xmlns:w16se="http://schemas.microsoft.com/office/word/2015/wordml/symex" mc:Ignorable="w14 w15 w16se w16cid w16 w16cex w16sdtdh">
   <w:docDefaults>
     <w:rPrDefault>
       <w:rPr>
@@ -26932,7 +27356,7 @@
 </file>
 
 <file path=word/glossary/document.xml><?xml version="1.0" encoding="utf-8"?>
-<w:glossaryDocument xmlns:wpc="http://schemas.microsoft.com/office/word/2010/wordprocessingCanvas" xmlns:cx="http://schemas.microsoft.com/office/drawing/2014/chartex" xmlns:cx1="http://schemas.microsoft.com/office/drawing/2015/9/8/chartex" xmlns:cx2="http://schemas.microsoft.com/office/drawing/2015/10/21/chartex" xmlns:cx3="http://schemas.microsoft.com/office/drawing/2016/5/9/chartex" xmlns:cx4="http://schemas.microsoft.com/office/drawing/2016/5/10/chartex" xmlns:cx5="http://schemas.microsoft.com/office/drawing/2016/5/11/chartex" xmlns:cx6="http://schemas.microsoft.com/office/drawing/2016/5/12/chartex" xmlns:cx7="http://schemas.microsoft.com/office/drawing/2016/5/13/chartex" xmlns:cx8="http://schemas.microsoft.com/office/drawing/2016/5/14/chartex" xmlns:mc="http://schemas.openxmlformats.org/markup-compatibility/2006" xmlns:aink="http://schemas.microsoft.com/office/drawing/2016/ink" xmlns:am3d="http://schemas.microsoft.com/office/drawing/2017/model3d" xmlns:o="urn:schemas-microsoft-com:office:office" xmlns:r="http://schemas.openxmlformats.org/officeDocument/2006/relationships" xmlns:m="http://schemas.openxmlformats.org/officeDocument/2006/math" xmlns:v="urn:schemas-microsoft-com:vml" xmlns:wp14="http://schemas.microsoft.com/office/word/2010/wordprocessingDrawing" xmlns:wp="http://schemas.openxmlformats.org/drawingml/2006/wordprocessingDrawing" xmlns:w10="urn:schemas-microsoft-com:office:word" xmlns:w="http://schemas.openxmlformats.org/wordprocessingml/2006/main" xmlns:w14="http://schemas.microsoft.com/office/word/2010/wordml" xmlns:w15="http://schemas.microsoft.com/office/word/2012/wordml" xmlns:w16cex="http://schemas.microsoft.com/office/word/2018/wordml/cex" xmlns:w16cid="http://schemas.microsoft.com/office/word/2016/wordml/cid" xmlns:w16="http://schemas.microsoft.com/office/word/2018/wordml" xmlns:w16se="http://schemas.microsoft.com/office/word/2015/wordml/symex" xmlns:wpg="http://schemas.microsoft.com/office/word/2010/wordprocessingGroup" xmlns:wpi="http://schemas.microsoft.com/office/word/2010/wordprocessingInk" xmlns:wne="http://schemas.microsoft.com/office/word/2006/wordml" xmlns:wps="http://schemas.microsoft.com/office/word/2010/wordprocessingShape" mc:Ignorable="w14 w15 w16se w16cid w16 w16cex wp14">
+<w:glossaryDocument xmlns:wpc="http://schemas.microsoft.com/office/word/2010/wordprocessingCanvas" xmlns:cx="http://schemas.microsoft.com/office/drawing/2014/chartex" xmlns:cx1="http://schemas.microsoft.com/office/drawing/2015/9/8/chartex" xmlns:cx2="http://schemas.microsoft.com/office/drawing/2015/10/21/chartex" xmlns:cx3="http://schemas.microsoft.com/office/drawing/2016/5/9/chartex" xmlns:cx4="http://schemas.microsoft.com/office/drawing/2016/5/10/chartex" xmlns:cx5="http://schemas.microsoft.com/office/drawing/2016/5/11/chartex" xmlns:cx6="http://schemas.microsoft.com/office/drawing/2016/5/12/chartex" xmlns:cx7="http://schemas.microsoft.com/office/drawing/2016/5/13/chartex" xmlns:cx8="http://schemas.microsoft.com/office/drawing/2016/5/14/chartex" xmlns:mc="http://schemas.openxmlformats.org/markup-compatibility/2006" xmlns:aink="http://schemas.microsoft.com/office/drawing/2016/ink" xmlns:am3d="http://schemas.microsoft.com/office/drawing/2017/model3d" xmlns:o="urn:schemas-microsoft-com:office:office" xmlns:r="http://schemas.openxmlformats.org/officeDocument/2006/relationships" xmlns:m="http://schemas.openxmlformats.org/officeDocument/2006/math" xmlns:v="urn:schemas-microsoft-com:vml" xmlns:wp14="http://schemas.microsoft.com/office/word/2010/wordprocessingDrawing" xmlns:wp="http://schemas.openxmlformats.org/drawingml/2006/wordprocessingDrawing" xmlns:w10="urn:schemas-microsoft-com:office:word" xmlns:w="http://schemas.openxmlformats.org/wordprocessingml/2006/main" xmlns:w14="http://schemas.microsoft.com/office/word/2010/wordml" xmlns:w15="http://schemas.microsoft.com/office/word/2012/wordml" xmlns:w16cex="http://schemas.microsoft.com/office/word/2018/wordml/cex" xmlns:w16cid="http://schemas.microsoft.com/office/word/2016/wordml/cid" xmlns:w16="http://schemas.microsoft.com/office/word/2018/wordml" xmlns:w16sdtdh="http://schemas.microsoft.com/office/word/2020/wordml/sdtdatahash" xmlns:w16se="http://schemas.microsoft.com/office/word/2015/wordml/symex" xmlns:wpg="http://schemas.microsoft.com/office/word/2010/wordprocessingGroup" xmlns:wpi="http://schemas.microsoft.com/office/word/2010/wordprocessingInk" xmlns:wne="http://schemas.microsoft.com/office/word/2006/wordml" xmlns:wps="http://schemas.microsoft.com/office/word/2010/wordprocessingShape" mc:Ignorable="w14 w15 w16se w16cid w16 w16cex w16sdtdh wp14">
   <w:docParts>
     <w:docPart>
       <w:docPartPr>
@@ -26956,32 +27380,6 @@
           </w:pPr>
           <w:r>
             <w:t>Experience</w:t>
-          </w:r>
-        </w:p>
-      </w:docPartBody>
-    </w:docPart>
-    <w:docPart>
-      <w:docPartPr>
-        <w:name w:val="A025135C908E1942B663148547047252"/>
-        <w:category>
-          <w:name w:val="General"/>
-          <w:gallery w:val="placeholder"/>
-        </w:category>
-        <w:types>
-          <w:type w:val="bbPlcHdr"/>
-        </w:types>
-        <w:behaviors>
-          <w:behavior w:val="content"/>
-        </w:behaviors>
-        <w:guid w:val="{BB97D9FC-422C-7446-91FB-5A4984BF4D52}"/>
-      </w:docPartPr>
-      <w:docPartBody>
-        <w:p>
-          <w:pPr>
-            <w:pStyle w:val="A025135C908E1942B663148547047252"/>
-          </w:pPr>
-          <w:r>
-            <w:t>Education</w:t>
           </w:r>
         </w:p>
       </w:docPartBody>
@@ -27069,7 +27467,7 @@
 </file>
 
 <file path=word/glossary/fontTable.xml><?xml version="1.0" encoding="utf-8"?>
-<w:fonts xmlns:mc="http://schemas.openxmlformats.org/markup-compatibility/2006" xmlns:r="http://schemas.openxmlformats.org/officeDocument/2006/relationships" xmlns:w="http://schemas.openxmlformats.org/wordprocessingml/2006/main" xmlns:w14="http://schemas.microsoft.com/office/word/2010/wordml" xmlns:w15="http://schemas.microsoft.com/office/word/2012/wordml" xmlns:w16cex="http://schemas.microsoft.com/office/word/2018/wordml/cex" xmlns:w16cid="http://schemas.microsoft.com/office/word/2016/wordml/cid" xmlns:w16="http://schemas.microsoft.com/office/word/2018/wordml" xmlns:w16se="http://schemas.microsoft.com/office/word/2015/wordml/symex" mc:Ignorable="w14 w15 w16se w16cid w16 w16cex">
+<w:fonts xmlns:mc="http://schemas.openxmlformats.org/markup-compatibility/2006" xmlns:r="http://schemas.openxmlformats.org/officeDocument/2006/relationships" xmlns:w="http://schemas.openxmlformats.org/wordprocessingml/2006/main" xmlns:w14="http://schemas.microsoft.com/office/word/2010/wordml" xmlns:w15="http://schemas.microsoft.com/office/word/2012/wordml" xmlns:w16cex="http://schemas.microsoft.com/office/word/2018/wordml/cex" xmlns:w16cid="http://schemas.microsoft.com/office/word/2016/wordml/cid" xmlns:w16="http://schemas.microsoft.com/office/word/2018/wordml" xmlns:w16sdtdh="http://schemas.microsoft.com/office/word/2020/wordml/sdtdatahash" xmlns:w16se="http://schemas.microsoft.com/office/word/2015/wordml/symex" mc:Ignorable="w14 w15 w16se w16cid w16 w16cex w16sdtdh">
   <w:font w:name="Symbol">
     <w:panose1 w:val="05050102010706020507"/>
     <w:charset w:val="4D"/>
@@ -27106,6 +27504,7 @@
     <w:sig w:usb0="E0002AFF" w:usb1="C000247B" w:usb2="00000009" w:usb3="00000000" w:csb0="000001FF" w:csb1="00000000"/>
   </w:font>
   <w:font w:name="Georgia">
+    <w:altName w:val="﷽﷽﷽﷽﷽﷽﷽﷽"/>
     <w:panose1 w:val="02040502050405020303"/>
     <w:charset w:val="00"/>
     <w:family w:val="roman"/>
@@ -27138,7 +27537,7 @@
 </file>
 
 <file path=word/glossary/settings.xml><?xml version="1.0" encoding="utf-8"?>
-<w:settings xmlns:mc="http://schemas.openxmlformats.org/markup-compatibility/2006" xmlns:o="urn:schemas-microsoft-com:office:office" xmlns:r="http://schemas.openxmlformats.org/officeDocument/2006/relationships" xmlns:m="http://schemas.openxmlformats.org/officeDocument/2006/math" xmlns:v="urn:schemas-microsoft-com:vml" xmlns:w10="urn:schemas-microsoft-com:office:word" xmlns:w="http://schemas.openxmlformats.org/wordprocessingml/2006/main" xmlns:w14="http://schemas.microsoft.com/office/word/2010/wordml" xmlns:w15="http://schemas.microsoft.com/office/word/2012/wordml" xmlns:w16cex="http://schemas.microsoft.com/office/word/2018/wordml/cex" xmlns:w16cid="http://schemas.microsoft.com/office/word/2016/wordml/cid" xmlns:w16="http://schemas.microsoft.com/office/word/2018/wordml" xmlns:w16se="http://schemas.microsoft.com/office/word/2015/wordml/symex" xmlns:sl="http://schemas.openxmlformats.org/schemaLibrary/2006/main" mc:Ignorable="w14 w15 w16se w16cid w16 w16cex">
+<w:settings xmlns:mc="http://schemas.openxmlformats.org/markup-compatibility/2006" xmlns:o="urn:schemas-microsoft-com:office:office" xmlns:r="http://schemas.openxmlformats.org/officeDocument/2006/relationships" xmlns:m="http://schemas.openxmlformats.org/officeDocument/2006/math" xmlns:v="urn:schemas-microsoft-com:vml" xmlns:w10="urn:schemas-microsoft-com:office:word" xmlns:w="http://schemas.openxmlformats.org/wordprocessingml/2006/main" xmlns:w14="http://schemas.microsoft.com/office/word/2010/wordml" xmlns:w15="http://schemas.microsoft.com/office/word/2012/wordml" xmlns:w16cex="http://schemas.microsoft.com/office/word/2018/wordml/cex" xmlns:w16cid="http://schemas.microsoft.com/office/word/2016/wordml/cid" xmlns:w16="http://schemas.microsoft.com/office/word/2018/wordml" xmlns:w16sdtdh="http://schemas.microsoft.com/office/word/2020/wordml/sdtdatahash" xmlns:w16se="http://schemas.microsoft.com/office/word/2015/wordml/symex" xmlns:sl="http://schemas.openxmlformats.org/schemaLibrary/2006/main" mc:Ignorable="w14 w15 w16se w16cid w16 w16cex w16sdtdh">
   <w:view w:val="normal"/>
   <w:defaultTabStop w:val="720"/>
   <w:characterSpacingControl w:val="doNotCompress"/>
@@ -27156,6 +27555,7 @@
     <w:rsid w:val="00025116"/>
     <w:rsid w:val="001E02CF"/>
     <w:rsid w:val="001E5FFB"/>
+    <w:rsid w:val="00396017"/>
     <w:rsid w:val="00771DF8"/>
     <w:rsid w:val="007E72D2"/>
     <w:rsid w:val="00821DBA"/>
@@ -27164,8 +27564,10 @@
     <w:rsid w:val="008D73A7"/>
     <w:rsid w:val="00AB629E"/>
     <w:rsid w:val="00B43A28"/>
+    <w:rsid w:val="00B4463F"/>
     <w:rsid w:val="00B51A40"/>
     <w:rsid w:val="00B841BA"/>
+    <w:rsid w:val="00CF3301"/>
     <w:rsid w:val="00FE775B"/>
   </w:rsids>
   <m:mathPr>
@@ -27190,7 +27592,7 @@
 </file>
 
 <file path=word/glossary/styles.xml><?xml version="1.0" encoding="utf-8"?>
-<w:styles xmlns:mc="http://schemas.openxmlformats.org/markup-compatibility/2006" xmlns:r="http://schemas.openxmlformats.org/officeDocument/2006/relationships" xmlns:w="http://schemas.openxmlformats.org/wordprocessingml/2006/main" xmlns:w14="http://schemas.microsoft.com/office/word/2010/wordml" xmlns:w15="http://schemas.microsoft.com/office/word/2012/wordml" xmlns:w16cex="http://schemas.microsoft.com/office/word/2018/wordml/cex" xmlns:w16cid="http://schemas.microsoft.com/office/word/2016/wordml/cid" xmlns:w16="http://schemas.microsoft.com/office/word/2018/wordml" xmlns:w16se="http://schemas.microsoft.com/office/word/2015/wordml/symex" mc:Ignorable="w14 w15 w16se w16cid w16 w16cex">
+<w:styles xmlns:mc="http://schemas.openxmlformats.org/markup-compatibility/2006" xmlns:r="http://schemas.openxmlformats.org/officeDocument/2006/relationships" xmlns:w="http://schemas.openxmlformats.org/wordprocessingml/2006/main" xmlns:w14="http://schemas.microsoft.com/office/word/2010/wordml" xmlns:w15="http://schemas.microsoft.com/office/word/2012/wordml" xmlns:w16cex="http://schemas.microsoft.com/office/word/2018/wordml/cex" xmlns:w16cid="http://schemas.microsoft.com/office/word/2016/wordml/cid" xmlns:w16="http://schemas.microsoft.com/office/word/2018/wordml" xmlns:w16sdtdh="http://schemas.microsoft.com/office/word/2020/wordml/sdtdatahash" xmlns:w16se="http://schemas.microsoft.com/office/word/2015/wordml/symex" mc:Ignorable="w14 w15 w16se w16cid w16 w16cex w16sdtdh">
   <w:docDefaults>
     <w:rPrDefault>
       <w:rPr>
@@ -27636,9 +28038,6 @@
       <w:color w:val="595959" w:themeColor="text1" w:themeTint="A6"/>
     </w:rPr>
   </w:style>
-  <w:style w:type="paragraph" w:customStyle="1" w:styleId="A025135C908E1942B663148547047252">
-    <w:name w:val="A025135C908E1942B663148547047252"/>
-  </w:style>
   <w:style w:type="paragraph" w:customStyle="1" w:styleId="8F4B13241457CE4C86007BCC5E75078F">
     <w:name w:val="8F4B13241457CE4C86007BCC5E75078F"/>
   </w:style>
@@ -27654,7 +28053,7 @@
 </file>
 
 <file path=word/glossary/webSettings.xml><?xml version="1.0" encoding="utf-8"?>
-<w:webSettings xmlns:mc="http://schemas.openxmlformats.org/markup-compatibility/2006" xmlns:r="http://schemas.openxmlformats.org/officeDocument/2006/relationships" xmlns:w="http://schemas.openxmlformats.org/wordprocessingml/2006/main" xmlns:w14="http://schemas.microsoft.com/office/word/2010/wordml" xmlns:w15="http://schemas.microsoft.com/office/word/2012/wordml" xmlns:w16cex="http://schemas.microsoft.com/office/word/2018/wordml/cex" xmlns:w16cid="http://schemas.microsoft.com/office/word/2016/wordml/cid" xmlns:w16="http://schemas.microsoft.com/office/word/2018/wordml" xmlns:w16se="http://schemas.microsoft.com/office/word/2015/wordml/symex" mc:Ignorable="w14 w15 w16se w16cid w16 w16cex">
+<w:webSettings xmlns:mc="http://schemas.openxmlformats.org/markup-compatibility/2006" xmlns:r="http://schemas.openxmlformats.org/officeDocument/2006/relationships" xmlns:w="http://schemas.openxmlformats.org/wordprocessingml/2006/main" xmlns:w14="http://schemas.microsoft.com/office/word/2010/wordml" xmlns:w15="http://schemas.microsoft.com/office/word/2012/wordml" xmlns:w16cex="http://schemas.microsoft.com/office/word/2018/wordml/cex" xmlns:w16cid="http://schemas.microsoft.com/office/word/2016/wordml/cid" xmlns:w16="http://schemas.microsoft.com/office/word/2018/wordml" xmlns:w16sdtdh="http://schemas.microsoft.com/office/word/2020/wordml/sdtdatahash" xmlns:w16se="http://schemas.microsoft.com/office/word/2015/wordml/symex" mc:Ignorable="w14 w15 w16se w16cid w16 w16cex w16sdtdh">
   <w:optimizeForBrowser/>
   <w:allowPNG/>
 </w:webSettings>
